--- a/Writing/Revision/DOC files/GC-ART-01-2024-000392_response_to_referees.docx
+++ b/Writing/Revision/DOC files/GC-ART-01-2024-000392_response_to_referees.docx
@@ -234,6 +234,8 @@
         </w:rPr>
         <w:t xml:space="preserve"> captured from air and green hydrogen provide the highest impact, especially for methanol synthesis.</w:t>
       </w:r>
+      <w:bookmarkStart w:id="1" w:name="_GoBack"/>
+      <w:bookmarkEnd w:id="1"/>
     </w:p>
     <w:p>
       <w:pPr>
@@ -351,6 +353,63 @@
         </w:rPr>
         <w:t xml:space="preserve"> This analysis offers detailed insights that reinforce our main findings, highlighting the potential of green routes for chemical production.</w:t>
       </w:r>
+      <w:r>
+        <w:rPr>
+          <w:rFonts w:cstheme="minorHAnsi"/>
+          <w:sz w:val="18"/>
+          <w:szCs w:val="18"/>
+        </w:rPr>
+        <w:t xml:space="preserve"> </w:t>
+      </w:r>
+      <w:r>
+        <w:rPr>
+          <w:rFonts w:cstheme="minorHAnsi"/>
+          <w:sz w:val="18"/>
+          <w:szCs w:val="18"/>
+        </w:rPr>
+        <w:t>More specifically, we found that future projections suggest that onshore wind and solar</w:t>
+      </w:r>
+      <w:r>
+        <w:rPr>
+          <w:rFonts w:cstheme="minorHAnsi"/>
+          <w:sz w:val="18"/>
+          <w:szCs w:val="18"/>
+        </w:rPr>
+        <w:noBreakHyphen/>
+        <w:t xml:space="preserve">based hydrogen could become economically </w:t>
+      </w:r>
+      <w:r>
+        <w:rPr>
+          <w:rFonts w:cstheme="minorHAnsi"/>
+          <w:sz w:val="18"/>
+          <w:szCs w:val="18"/>
+        </w:rPr>
+        <w:t>appealing</w:t>
+      </w:r>
+      <w:r>
+        <w:rPr>
+          <w:rFonts w:cstheme="minorHAnsi"/>
+          <w:sz w:val="18"/>
+          <w:szCs w:val="18"/>
+        </w:rPr>
+        <w:t xml:space="preserve"> by 2050, potentially making green routes </w:t>
+      </w:r>
+      <w:r>
+        <w:rPr>
+          <w:rFonts w:cstheme="minorHAnsi"/>
+          <w:sz w:val="18"/>
+          <w:szCs w:val="18"/>
+        </w:rPr>
+        <w:t xml:space="preserve">for ammonia and methanol production </w:t>
+      </w:r>
+      <w:r>
+        <w:rPr>
+          <w:rFonts w:cstheme="minorHAnsi"/>
+          <w:sz w:val="18"/>
+          <w:szCs w:val="18"/>
+        </w:rPr>
+        <w:t>more attractive. We also acknowledge that these are rough estimates due to the high uncertainty of future prices influenced by geopolitical factors and technological advancements.</w:t>
+      </w:r>
     </w:p>
     <w:p>
       <w:pPr>
@@ -399,7 +458,71 @@
           <w:szCs w:val="18"/>
         </w:rPr>
         <w:noBreakHyphen/>
-        <w:t>offs. We agree with the Reviewer that certain particles in the atmosphere, such as sulfur dioxide and nitric oxide, can reflect sunlight back, reducing the solar radiation reaching the Earth’s surface and thus lowering temperatures [Vestreng </w:t>
+        <w:t xml:space="preserve">offs. We agree with the Reviewer that certain </w:t>
+      </w:r>
+      <w:r>
+        <w:rPr>
+          <w:rFonts w:cstheme="minorHAnsi"/>
+          <w:sz w:val="18"/>
+          <w:szCs w:val="18"/>
+        </w:rPr>
+        <w:t>gases</w:t>
+      </w:r>
+      <w:r>
+        <w:rPr>
+          <w:rFonts w:cstheme="minorHAnsi"/>
+          <w:sz w:val="18"/>
+          <w:szCs w:val="18"/>
+        </w:rPr>
+        <w:t xml:space="preserve"> in the atmosphere, such as sulfur dioxide and nitric oxide, </w:t>
+      </w:r>
+      <w:r>
+        <w:rPr>
+          <w:rFonts w:cstheme="minorHAnsi"/>
+          <w:sz w:val="18"/>
+          <w:szCs w:val="18"/>
+        </w:rPr>
+        <w:t xml:space="preserve">react to form particulate matter and </w:t>
+      </w:r>
+      <w:r>
+        <w:rPr>
+          <w:rFonts w:cstheme="minorHAnsi"/>
+          <w:sz w:val="18"/>
+          <w:szCs w:val="18"/>
+        </w:rPr>
+        <w:t xml:space="preserve">can reflect sunlight, </w:t>
+      </w:r>
+      <w:r>
+        <w:rPr>
+          <w:rFonts w:cstheme="minorHAnsi"/>
+          <w:sz w:val="18"/>
+          <w:szCs w:val="18"/>
+        </w:rPr>
+        <w:t xml:space="preserve">thereby </w:t>
+      </w:r>
+      <w:r>
+        <w:rPr>
+          <w:rFonts w:cstheme="minorHAnsi"/>
+          <w:sz w:val="18"/>
+          <w:szCs w:val="18"/>
+        </w:rPr>
+        <w:t>reducing the solar radiation reaching the Earth’s surface and lowering temperatures [</w:t>
+      </w:r>
+      <w:r>
+        <w:rPr>
+          <w:rFonts w:cstheme="minorHAnsi"/>
+          <w:sz w:val="18"/>
+          <w:szCs w:val="18"/>
+        </w:rPr>
+        <w:t>Yang</w:t>
+      </w:r>
+      <w:r>
+        <w:rPr>
+          <w:rFonts w:cstheme="minorHAnsi"/>
+          <w:sz w:val="18"/>
+          <w:szCs w:val="18"/>
+        </w:rPr>
+        <w:t> </w:t>
       </w:r>
       <w:r>
         <w:rPr>
@@ -433,7 +556,103 @@
           <w:sz w:val="18"/>
           <w:szCs w:val="18"/>
         </w:rPr>
-        <w:t>, 2007, 7, 3663–3681]. We would like to take this opportunity to highlight that this is also accounted for in our analysis based on the global warming potentials (GWPs) provided by the IPCC 2013 method. For example, nitric oxide has an impact on disease incidence; however, the GWP for climate change is –10.8 kg CO</w:t>
+        <w:t>, 20</w:t>
+      </w:r>
+      <w:r>
+        <w:rPr>
+          <w:rFonts w:cstheme="minorHAnsi"/>
+          <w:sz w:val="18"/>
+          <w:szCs w:val="18"/>
+        </w:rPr>
+        <w:t>23</w:t>
+      </w:r>
+      <w:r>
+        <w:rPr>
+          <w:rFonts w:cstheme="minorHAnsi"/>
+          <w:sz w:val="18"/>
+          <w:szCs w:val="18"/>
+        </w:rPr>
+        <w:t xml:space="preserve">, </w:t>
+      </w:r>
+      <w:r>
+        <w:rPr>
+          <w:rFonts w:cstheme="minorHAnsi"/>
+          <w:sz w:val="18"/>
+          <w:szCs w:val="18"/>
+        </w:rPr>
+        <w:t>23</w:t>
+      </w:r>
+      <w:r>
+        <w:rPr>
+          <w:rFonts w:cstheme="minorHAnsi"/>
+          <w:sz w:val="18"/>
+          <w:szCs w:val="18"/>
+        </w:rPr>
+        <w:t xml:space="preserve">, </w:t>
+      </w:r>
+      <w:r>
+        <w:rPr>
+          <w:rFonts w:cstheme="minorHAnsi"/>
+          <w:sz w:val="18"/>
+          <w:szCs w:val="18"/>
+        </w:rPr>
+        <w:t>417</w:t>
+      </w:r>
+      <w:r>
+        <w:rPr>
+          <w:rFonts w:cstheme="minorHAnsi"/>
+          <w:sz w:val="18"/>
+          <w:szCs w:val="18"/>
+        </w:rPr>
+        <w:t>–</w:t>
+      </w:r>
+      <w:r>
+        <w:rPr>
+          <w:rFonts w:cstheme="minorHAnsi"/>
+          <w:sz w:val="18"/>
+          <w:szCs w:val="18"/>
+        </w:rPr>
+        <w:t>430</w:t>
+      </w:r>
+      <w:r>
+        <w:rPr>
+          <w:rFonts w:cstheme="minorHAnsi"/>
+          <w:sz w:val="18"/>
+          <w:szCs w:val="18"/>
+        </w:rPr>
+        <w:t xml:space="preserve">]. We would like to take this opportunity to </w:t>
+      </w:r>
+      <w:r>
+        <w:rPr>
+          <w:rFonts w:cstheme="minorHAnsi"/>
+          <w:sz w:val="18"/>
+          <w:szCs w:val="18"/>
+        </w:rPr>
+        <w:t>emphasise</w:t>
+      </w:r>
+      <w:r>
+        <w:rPr>
+          <w:rFonts w:cstheme="minorHAnsi"/>
+          <w:sz w:val="18"/>
+          <w:szCs w:val="18"/>
+        </w:rPr>
+        <w:t xml:space="preserve"> that this</w:t>
+      </w:r>
+      <w:r>
+        <w:rPr>
+          <w:rFonts w:cstheme="minorHAnsi"/>
+          <w:sz w:val="18"/>
+          <w:szCs w:val="18"/>
+        </w:rPr>
+        <w:t xml:space="preserve"> aspect</w:t>
+      </w:r>
+      <w:r>
+        <w:rPr>
+          <w:rFonts w:cstheme="minorHAnsi"/>
+          <w:sz w:val="18"/>
+          <w:szCs w:val="18"/>
+        </w:rPr>
+        <w:t xml:space="preserve"> is also accounted for in our analysis based on the global warming potentials (GWPs) provided by the IPCC 2013 method. For example, nitric oxide has an impact on disease incidence; however, the GWP for climate change is –10.8 kg CO</w:t>
       </w:r>
       <w:r>
         <w:rPr>
@@ -451,7 +670,23 @@
           <w:szCs w:val="18"/>
         </w:rPr>
         <w:noBreakHyphen/>
-        <w:t>eq, thereby providing a cooling effect. However, this cooling effect is negligible compared with the climate impact associated with the emission of other GHGs such as CO</w:t>
+        <w:t xml:space="preserve">eq, providing a cooling effect. However, this cooling effect is negligible compared </w:t>
+      </w:r>
+      <w:r>
+        <w:rPr>
+          <w:rFonts w:cstheme="minorHAnsi"/>
+          <w:sz w:val="18"/>
+          <w:szCs w:val="18"/>
+        </w:rPr>
+        <w:t>to</w:t>
+      </w:r>
+      <w:r>
+        <w:rPr>
+          <w:rFonts w:cstheme="minorHAnsi"/>
+          <w:sz w:val="18"/>
+          <w:szCs w:val="18"/>
+        </w:rPr>
+        <w:t xml:space="preserve"> the climate impact associated with the emission of other GHGs such as CO</w:t>
       </w:r>
       <w:r>
         <w:rPr>
@@ -484,7 +719,15 @@
           <w:sz w:val="18"/>
           <w:szCs w:val="18"/>
         </w:rPr>
-        <w:t xml:space="preserve"> due to the relatively low quantity of particles emitted. In summary, certain particles could have a limited cooling effect, which comes with negative consequences for human health. Therefore, in this work, we particularly emphasise the trade</w:t>
+        <w:t xml:space="preserve"> due to the relatively low quantity of </w:t>
+      </w:r>
+      <w:r>
+        <w:rPr>
+          <w:rFonts w:cstheme="minorHAnsi"/>
+          <w:sz w:val="18"/>
+          <w:szCs w:val="18"/>
+        </w:rPr>
+        <w:t>particulate</w:t>
       </w:r>
       <w:r>
         <w:rPr>
@@ -493,7 +736,71 @@
           <w:szCs w:val="18"/>
         </w:rPr>
         <w:noBreakHyphen/>
-        <w:t xml:space="preserve">offs between impact categories. </w:t>
+      </w:r>
+      <w:r>
+        <w:rPr>
+          <w:rFonts w:cstheme="minorHAnsi"/>
+          <w:sz w:val="18"/>
+          <w:szCs w:val="18"/>
+        </w:rPr>
+        <w:t>forming gases</w:t>
+      </w:r>
+      <w:r>
+        <w:rPr>
+          <w:rFonts w:cstheme="minorHAnsi"/>
+          <w:sz w:val="18"/>
+          <w:szCs w:val="18"/>
+        </w:rPr>
+        <w:t xml:space="preserve"> emitted. </w:t>
+      </w:r>
+      <w:r>
+        <w:rPr>
+          <w:rFonts w:cstheme="minorHAnsi"/>
+          <w:sz w:val="18"/>
+          <w:szCs w:val="18"/>
+        </w:rPr>
+        <w:t>In summary, while certain gases may have a limited cooling effect, they also come with negative consequences for human health</w:t>
+      </w:r>
+      <w:r>
+        <w:rPr>
+          <w:rFonts w:cstheme="minorHAnsi"/>
+          <w:sz w:val="18"/>
+          <w:szCs w:val="18"/>
+        </w:rPr>
+        <w:t>.</w:t>
+      </w:r>
+      <w:r>
+        <w:rPr>
+          <w:rFonts w:cstheme="minorHAnsi"/>
+          <w:sz w:val="18"/>
+          <w:szCs w:val="18"/>
+        </w:rPr>
+        <w:t xml:space="preserve"> Therefore, in this work, we particularly emphasise the trade</w:t>
+      </w:r>
+      <w:r>
+        <w:rPr>
+          <w:rFonts w:cstheme="minorHAnsi"/>
+          <w:sz w:val="18"/>
+          <w:szCs w:val="18"/>
+        </w:rPr>
+        <w:noBreakHyphen/>
+        <w:t>offs between impact categories</w:t>
+      </w:r>
+      <w:r>
+        <w:rPr>
+          <w:rFonts w:cstheme="minorHAnsi"/>
+          <w:sz w:val="18"/>
+          <w:szCs w:val="18"/>
+        </w:rPr>
+        <w:t xml:space="preserve"> while considering the  multiple contributions of specific emissions to more than one environmental impact category, as pointed out by the Reviewer</w:t>
+      </w:r>
+      <w:r>
+        <w:rPr>
+          <w:rFonts w:cstheme="minorHAnsi"/>
+          <w:sz w:val="18"/>
+          <w:szCs w:val="18"/>
+        </w:rPr>
+        <w:t xml:space="preserve">. </w:t>
       </w:r>
       <w:r>
         <w:rPr>
@@ -529,7 +836,16 @@
           <w:sz w:val="18"/>
           <w:szCs w:val="18"/>
         </w:rPr>
-        <w:t>42</w:t>
+        <w:t>4</w:t>
+      </w:r>
+      <w:r>
+        <w:rPr>
+          <w:rFonts w:cstheme="minorHAnsi"/>
+          <w:b/>
+          <w:sz w:val="18"/>
+          <w:szCs w:val="18"/>
+        </w:rPr>
+        <w:t>7</w:t>
       </w:r>
       <w:r>
         <w:rPr>
@@ -725,23 +1041,47 @@
           <w:sz w:val="18"/>
           <w:szCs w:val="18"/>
         </w:rPr>
-        <w:t xml:space="preserve">. However, we also acknowledge that we </w:t>
-      </w:r>
-      <w:r>
-        <w:rPr>
-          <w:rFonts w:cstheme="minorHAnsi"/>
-          <w:sz w:val="18"/>
-          <w:szCs w:val="18"/>
-        </w:rPr>
-        <w:t>could</w:t>
-      </w:r>
-      <w:r>
-        <w:rPr>
-          <w:rFonts w:cstheme="minorHAnsi"/>
-          <w:sz w:val="18"/>
-          <w:szCs w:val="18"/>
-        </w:rPr>
-        <w:t xml:space="preserve"> not consider future changes in mining activities due to a lack of prospective data on technological and efficiency improvements in the mining and metal industry.</w:t>
+        <w:t xml:space="preserve">. However, we also acknowledge that </w:t>
+      </w:r>
+      <w:r>
+        <w:rPr>
+          <w:rFonts w:cstheme="minorHAnsi"/>
+          <w:sz w:val="18"/>
+          <w:szCs w:val="18"/>
+        </w:rPr>
+        <w:t>lack of data prevented us from</w:t>
+      </w:r>
+      <w:r>
+        <w:rPr>
+          <w:rFonts w:cstheme="minorHAnsi"/>
+          <w:sz w:val="18"/>
+          <w:szCs w:val="18"/>
+        </w:rPr>
+        <w:t xml:space="preserve"> consider</w:t>
+      </w:r>
+      <w:r>
+        <w:rPr>
+          <w:rFonts w:cstheme="minorHAnsi"/>
+          <w:sz w:val="18"/>
+          <w:szCs w:val="18"/>
+        </w:rPr>
+        <w:t>ing</w:t>
+      </w:r>
+      <w:r>
+        <w:rPr>
+          <w:rFonts w:cstheme="minorHAnsi"/>
+          <w:sz w:val="18"/>
+          <w:szCs w:val="18"/>
+        </w:rPr>
+        <w:t xml:space="preserve"> future changes in mining activities</w:t>
+      </w:r>
+      <w:r>
+        <w:rPr>
+          <w:rFonts w:cstheme="minorHAnsi"/>
+          <w:sz w:val="18"/>
+          <w:szCs w:val="18"/>
+        </w:rPr>
+        <w:t>,</w:t>
       </w:r>
       <w:r>
         <w:rPr>
@@ -757,7 +1097,23 @@
           <w:sz w:val="18"/>
           <w:szCs w:val="18"/>
         </w:rPr>
-        <w:t xml:space="preserve">The core methodology used in this study can thus not yet be applied to assess its future implications. </w:t>
+        <w:t>particularly concerning</w:t>
+      </w:r>
+      <w:r>
+        <w:rPr>
+          <w:rFonts w:cstheme="minorHAnsi"/>
+          <w:sz w:val="18"/>
+          <w:szCs w:val="18"/>
+        </w:rPr>
+        <w:t xml:space="preserve"> technological and efficiency improvements in the mining and metal industry.</w:t>
+      </w:r>
+      <w:r>
+        <w:rPr>
+          <w:rFonts w:cstheme="minorHAnsi"/>
+          <w:sz w:val="18"/>
+          <w:szCs w:val="18"/>
+        </w:rPr>
+        <w:t xml:space="preserve"> </w:t>
       </w:r>
       <w:r>
         <w:rPr>
@@ -889,16 +1245,8 @@
           <w:sz w:val="18"/>
           <w:szCs w:val="18"/>
         </w:rPr>
-        <w:t xml:space="preserve">In this study, we have used scenario results generated by the IMAGE Integrated Assessment Models (IAM) to integrate future changes in the global power generation sector in our LCA. IAM’s scenarios are based on comprehensive socioeconomic projections that connect society (through the Shared Socioeconomic Pathways or SSPs), the biosphere, and the climate system (through the Representative Concentration Pathways or RCPs). These projections are obtained assuming various considerations </w:t>
-      </w:r>
-      <w:r>
-        <w:rPr>
-          <w:rFonts w:cstheme="minorHAnsi"/>
-          <w:sz w:val="18"/>
-          <w:szCs w:val="18"/>
-        </w:rPr>
         <w:lastRenderedPageBreak/>
-        <w:t>such as the targeted global mean surface temperature (RCPs), alongside economic and population growth (SSPs), among others. Consequently, the future power generation scenarios derived from</w:t>
+        <w:t>In this study, we have used scenario results generated by the IMAGE Integrated Assessment Models (IAM) to integrate future changes in the global power generation sector in our LCA. IAM’s scenarios are based on comprehensive socioeconomic projections that connect society (through the Shared Socioeconomic Pathways or SSPs), the biosphere, and the climate system (through the Representative Concentration Pathways or RCPs). These projections are obtained assuming various considerations such as the targeted global mean surface temperature (RCPs), alongside economic and population growth (SSPs), among others. Consequently, the future power generation scenarios derived from</w:t>
       </w:r>
       <w:r>
         <w:rPr>
@@ -915,7 +1263,55 @@
           <w:sz w:val="18"/>
           <w:szCs w:val="18"/>
         </w:rPr>
-        <w:t xml:space="preserve"> does account for the anticipated increase in power demand, along with expanding the existing transmission grid to accommodate the evolving energy landscape.</w:t>
+        <w:t xml:space="preserve"> do</w:t>
+      </w:r>
+      <w:r>
+        <w:rPr>
+          <w:rFonts w:cstheme="minorHAnsi"/>
+          <w:sz w:val="18"/>
+          <w:szCs w:val="18"/>
+        </w:rPr>
+        <w:t xml:space="preserve"> already</w:t>
+      </w:r>
+      <w:r>
+        <w:rPr>
+          <w:rFonts w:cstheme="minorHAnsi"/>
+          <w:sz w:val="18"/>
+          <w:szCs w:val="18"/>
+        </w:rPr>
+        <w:t xml:space="preserve"> account for the anticipated increase in power demand</w:t>
+      </w:r>
+      <w:r>
+        <w:rPr>
+          <w:rFonts w:cstheme="minorHAnsi"/>
+          <w:sz w:val="18"/>
+          <w:szCs w:val="18"/>
+        </w:rPr>
+        <w:t>. The latter is linked to population growth but also to the future evolution of the energy sector, including the deployment of negative emissions technology such as DAC. The IAM scenarios also consider the required</w:t>
+      </w:r>
+      <w:r>
+        <w:rPr>
+          <w:rFonts w:cstheme="minorHAnsi"/>
+          <w:sz w:val="18"/>
+          <w:szCs w:val="18"/>
+        </w:rPr>
+        <w:t xml:space="preserve"> expan</w:t>
+      </w:r>
+      <w:r>
+        <w:rPr>
+          <w:rFonts w:cstheme="minorHAnsi"/>
+          <w:sz w:val="18"/>
+          <w:szCs w:val="18"/>
+        </w:rPr>
+        <w:t>sion in capacity of</w:t>
+      </w:r>
+      <w:r>
+        <w:rPr>
+          <w:rFonts w:cstheme="minorHAnsi"/>
+          <w:sz w:val="18"/>
+          <w:szCs w:val="18"/>
+        </w:rPr>
+        <w:t xml:space="preserve"> the existing transmission grid to accommodate the evolving energy landscape.</w:t>
       </w:r>
       <w:r>
         <w:rPr>
@@ -924,6 +1320,14 @@
           <w:szCs w:val="18"/>
         </w:rPr>
         <w:t xml:space="preserve"> </w:t>
+      </w:r>
+      <w:r>
+        <w:rPr>
+          <w:rFonts w:cstheme="minorHAnsi"/>
+          <w:sz w:val="18"/>
+          <w:szCs w:val="18"/>
+        </w:rPr>
+        <w:t xml:space="preserve">However, other aspects such as electrification of mining operations might be omitted. </w:t>
       </w:r>
       <w:r>
         <w:rPr>
@@ -1031,86 +1435,575 @@
     </w:p>
     <w:p>
       <w:pPr>
+        <w:jc w:val="both"/>
+        <w:rPr>
+          <w:rFonts w:cstheme="minorHAnsi"/>
+          <w:sz w:val="18"/>
+          <w:szCs w:val="18"/>
+        </w:rPr>
+      </w:pPr>
+      <w:r>
+        <w:rPr>
+          <w:rFonts w:cstheme="minorHAnsi"/>
+          <w:sz w:val="18"/>
+          <w:szCs w:val="18"/>
+        </w:rPr>
+        <w:t>We agree with the Reviewer that a techno</w:t>
+      </w:r>
+      <w:r>
+        <w:rPr>
+          <w:rFonts w:cstheme="minorHAnsi"/>
+          <w:sz w:val="18"/>
+          <w:szCs w:val="18"/>
+        </w:rPr>
+        <w:noBreakHyphen/>
+        <w:t>economic assessment would help evaluate the feasibility of different routes for chemical production. However, for the fossil and blue routes, due to the volatility of natural gas and electricity prices, it is difficult to accurately project their future production costs (</w:t>
+      </w:r>
+      <w:r>
+        <w:rPr>
+          <w:rFonts w:cstheme="minorHAnsi"/>
+          <w:i/>
+          <w:sz w:val="18"/>
+          <w:szCs w:val="18"/>
+        </w:rPr>
+        <w:t>e.g.</w:t>
+      </w:r>
+      <w:r>
+        <w:rPr>
+          <w:rFonts w:cstheme="minorHAnsi"/>
+          <w:sz w:val="18"/>
+          <w:szCs w:val="18"/>
+        </w:rPr>
+        <w:t>, by 2050). In one of our previous studies [Nabera </w:t>
+      </w:r>
+      <w:r>
+        <w:rPr>
+          <w:rFonts w:cstheme="minorHAnsi"/>
+          <w:i/>
+          <w:sz w:val="18"/>
+          <w:szCs w:val="18"/>
+        </w:rPr>
+        <w:t>et al</w:t>
+      </w:r>
+      <w:r>
+        <w:rPr>
+          <w:rFonts w:cstheme="minorHAnsi"/>
+          <w:sz w:val="18"/>
+          <w:szCs w:val="18"/>
+        </w:rPr>
+        <w:t xml:space="preserve">., </w:t>
+      </w:r>
+      <w:r>
+        <w:rPr>
+          <w:rFonts w:cstheme="minorHAnsi"/>
+          <w:i/>
+          <w:sz w:val="18"/>
+          <w:szCs w:val="18"/>
+        </w:rPr>
+        <w:t>Green Chem.</w:t>
+      </w:r>
+      <w:r>
+        <w:rPr>
+          <w:rFonts w:cstheme="minorHAnsi"/>
+          <w:sz w:val="18"/>
+          <w:szCs w:val="18"/>
+        </w:rPr>
+        <w:t xml:space="preserve">, 2023, 25, 6603–6611], we assessed the economic viability of green chemicals amidst the backdrop of high energy prices (natural gas and electricity) due to the Russian invasion of Ukraine. </w:t>
+      </w:r>
+      <w:r>
+        <w:rPr>
+          <w:rFonts w:cstheme="minorHAnsi"/>
+          <w:b/>
+          <w:sz w:val="18"/>
+          <w:szCs w:val="18"/>
+        </w:rPr>
+        <w:t xml:space="preserve">A similar analysis has been carried out and added to our work, where we perform the </w:t>
+      </w:r>
+      <w:r>
+        <w:rPr>
+          <w:rFonts w:cstheme="minorHAnsi"/>
+          <w:b/>
+          <w:sz w:val="18"/>
+          <w:szCs w:val="18"/>
+        </w:rPr>
+        <w:t xml:space="preserve">approximate </w:t>
+      </w:r>
+      <w:r>
+        <w:rPr>
+          <w:rFonts w:cstheme="minorHAnsi"/>
+          <w:b/>
+          <w:sz w:val="18"/>
+          <w:szCs w:val="18"/>
+        </w:rPr>
+        <w:t>prospective techno</w:t>
+      </w:r>
+      <w:r>
+        <w:rPr>
+          <w:rFonts w:cstheme="minorHAnsi"/>
+          <w:b/>
+          <w:sz w:val="18"/>
+          <w:szCs w:val="18"/>
+        </w:rPr>
+        <w:noBreakHyphen/>
+        <w:t xml:space="preserve">economic assessment for the fossil, blue, and green routes for ammonia and methanol production. </w:t>
+      </w:r>
+      <w:r>
+        <w:rPr>
+          <w:rFonts w:cstheme="minorHAnsi"/>
+          <w:sz w:val="18"/>
+          <w:szCs w:val="18"/>
+        </w:rPr>
+        <w:t>We assume that in the future, natural gas prices will be susceptible to significant fluctuations due to geopolitical factors. In general, we find that according to future projections, the cost of onshore wind and solar</w:t>
+      </w:r>
+      <w:r>
+        <w:rPr>
+          <w:rFonts w:cstheme="minorHAnsi"/>
+          <w:sz w:val="18"/>
+          <w:szCs w:val="18"/>
+        </w:rPr>
+        <w:noBreakHyphen/>
+        <w:t xml:space="preserve">based hydrogen could reach </w:t>
+      </w:r>
+      <w:r>
+        <w:rPr>
+          <w:rFonts w:cstheme="minorHAnsi"/>
+          <w:sz w:val="18"/>
+          <w:szCs w:val="18"/>
+        </w:rPr>
+        <w:t>around 3.5–4.0</w:t>
+      </w:r>
+      <w:r>
+        <w:rPr>
+          <w:rFonts w:cstheme="minorHAnsi"/>
+          <w:sz w:val="18"/>
+          <w:szCs w:val="18"/>
+        </w:rPr>
+        <w:t> USD kg</w:t>
+      </w:r>
+      <w:r>
+        <w:rPr>
+          <w:rFonts w:cstheme="minorHAnsi"/>
+          <w:sz w:val="18"/>
+          <w:szCs w:val="18"/>
+          <w:vertAlign w:val="superscript"/>
+        </w:rPr>
+        <w:t>–1</w:t>
+      </w:r>
+      <w:r>
+        <w:rPr>
+          <w:rFonts w:cstheme="minorHAnsi"/>
+          <w:sz w:val="18"/>
+          <w:szCs w:val="18"/>
+        </w:rPr>
+        <w:t xml:space="preserve"> by 2050</w:t>
+      </w:r>
+      <w:r>
+        <w:rPr>
+          <w:rFonts w:cstheme="minorHAnsi"/>
+          <w:sz w:val="18"/>
+          <w:szCs w:val="18"/>
+        </w:rPr>
+        <w:t xml:space="preserve"> [</w:t>
+      </w:r>
+      <w:r>
+        <w:rPr>
+          <w:rFonts w:cstheme="minorHAnsi"/>
+          <w:sz w:val="18"/>
+          <w:szCs w:val="18"/>
+        </w:rPr>
+        <w:t>Hydrogen Council</w:t>
+      </w:r>
+      <w:r>
+        <w:rPr>
+          <w:rFonts w:cstheme="minorHAnsi"/>
+          <w:sz w:val="18"/>
+          <w:szCs w:val="18"/>
+        </w:rPr>
+        <w:t xml:space="preserve">, </w:t>
+      </w:r>
+      <w:r>
+        <w:rPr>
+          <w:rFonts w:cstheme="minorHAnsi"/>
+          <w:i/>
+          <w:sz w:val="18"/>
+          <w:szCs w:val="18"/>
+        </w:rPr>
+        <w:t>Path to Hydrogen Competitiveness: A Cost Perspective</w:t>
+      </w:r>
+      <w:r>
+        <w:rPr>
+          <w:rFonts w:cstheme="minorHAnsi"/>
+          <w:sz w:val="18"/>
+          <w:szCs w:val="18"/>
+        </w:rPr>
+        <w:t>]</w:t>
+      </w:r>
+      <w:r>
+        <w:rPr>
+          <w:rFonts w:cstheme="minorHAnsi"/>
+          <w:sz w:val="18"/>
+          <w:szCs w:val="18"/>
+        </w:rPr>
+        <w:t xml:space="preserve">, compared to their current prices of </w:t>
+      </w:r>
+      <w:r>
+        <w:rPr>
+          <w:rFonts w:cstheme="minorHAnsi"/>
+          <w:sz w:val="18"/>
+          <w:szCs w:val="18"/>
+        </w:rPr>
+        <w:t>6.8</w:t>
+      </w:r>
+      <w:r>
+        <w:rPr>
+          <w:rFonts w:cstheme="minorHAnsi"/>
+          <w:sz w:val="18"/>
+          <w:szCs w:val="18"/>
+        </w:rPr>
+        <w:t>–</w:t>
+      </w:r>
+      <w:r>
+        <w:rPr>
+          <w:rFonts w:cstheme="minorHAnsi"/>
+          <w:sz w:val="18"/>
+          <w:szCs w:val="18"/>
+        </w:rPr>
+        <w:t>9.2</w:t>
+      </w:r>
+      <w:r>
+        <w:rPr>
+          <w:rFonts w:cstheme="minorHAnsi"/>
+          <w:sz w:val="18"/>
+          <w:szCs w:val="18"/>
+        </w:rPr>
+        <w:t> USD kg</w:t>
+      </w:r>
+      <w:r>
+        <w:rPr>
+          <w:rFonts w:cstheme="minorHAnsi"/>
+          <w:sz w:val="18"/>
+          <w:szCs w:val="18"/>
+          <w:vertAlign w:val="superscript"/>
+        </w:rPr>
+        <w:t>–1</w:t>
+      </w:r>
+      <w:r>
+        <w:rPr>
+          <w:rFonts w:cstheme="minorHAnsi"/>
+          <w:sz w:val="18"/>
+          <w:szCs w:val="18"/>
+        </w:rPr>
+        <w:t>. Therefore, the green routes will exhibit lower costs and</w:t>
+      </w:r>
+      <w:r>
+        <w:rPr>
+          <w:rFonts w:cstheme="minorHAnsi"/>
+          <w:sz w:val="18"/>
+          <w:szCs w:val="18"/>
+        </w:rPr>
+        <w:t xml:space="preserve"> will</w:t>
+      </w:r>
+      <w:r>
+        <w:rPr>
+          <w:rFonts w:cstheme="minorHAnsi"/>
+          <w:sz w:val="18"/>
+          <w:szCs w:val="18"/>
+        </w:rPr>
+        <w:t xml:space="preserve"> become economically more attractive. </w:t>
+      </w:r>
+      <w:r>
+        <w:rPr>
+          <w:rFonts w:cstheme="minorHAnsi"/>
+          <w:b/>
+          <w:sz w:val="18"/>
+          <w:szCs w:val="18"/>
+        </w:rPr>
+        <w:t>A new section (Section 7) has been added to the ESI along with the new Fig. S7 to provide a further general overview of the techno</w:t>
+      </w:r>
+      <w:r>
+        <w:rPr>
+          <w:rFonts w:cstheme="minorHAnsi"/>
+          <w:b/>
+          <w:sz w:val="18"/>
+          <w:szCs w:val="18"/>
+        </w:rPr>
+        <w:noBreakHyphen/>
+        <w:t>economic performance of the chemical production routes. Moreover, the discussion of results in the main manuscript has been updated to further elaborate on this aspect of our work (page 5, line </w:t>
+      </w:r>
+      <w:r>
+        <w:rPr>
+          <w:rFonts w:cstheme="minorHAnsi"/>
+          <w:b/>
+          <w:sz w:val="18"/>
+          <w:szCs w:val="18"/>
+        </w:rPr>
+        <w:t>24</w:t>
+      </w:r>
+      <w:r>
+        <w:rPr>
+          <w:rFonts w:cstheme="minorHAnsi"/>
+          <w:b/>
+          <w:sz w:val="18"/>
+          <w:szCs w:val="18"/>
+        </w:rPr>
+        <w:t>, left column).</w:t>
+      </w:r>
+      <w:r>
+        <w:rPr>
+          <w:rFonts w:cstheme="minorHAnsi"/>
+          <w:sz w:val="18"/>
+          <w:szCs w:val="18"/>
+        </w:rPr>
+        <w:t xml:space="preserve"> However, we also acknowledge that this analysis is based on future projections from the literature and provides rough estimates, given the high uncertainty and volatility inherent in future energy prices, which are influenced by geopolitical factors and technological advancements.</w:t>
+      </w:r>
+    </w:p>
+    <w:p>
+      <w:pPr>
+        <w:jc w:val="both"/>
+        <w:rPr>
+          <w:rFonts w:cstheme="minorHAnsi"/>
+          <w:b/>
+          <w:sz w:val="18"/>
+          <w:szCs w:val="18"/>
+        </w:rPr>
+      </w:pPr>
+      <w:r>
+        <w:rPr>
+          <w:rFonts w:cstheme="minorHAnsi"/>
+          <w:b/>
+          <w:sz w:val="18"/>
+          <w:szCs w:val="18"/>
+        </w:rPr>
+        <w:br w:type="page"/>
+      </w:r>
+      <w:r>
+        <w:rPr>
+          <w:rFonts w:cstheme="minorHAnsi"/>
+          <w:b/>
+          <w:bCs/>
+          <w:sz w:val="18"/>
+          <w:szCs w:val="18"/>
+          <w:u w:val="single"/>
+        </w:rPr>
+        <w:lastRenderedPageBreak/>
+        <w:t>Reviewer</w:t>
+      </w:r>
+      <w:r>
+        <w:rPr>
+          <w:rFonts w:cstheme="minorHAnsi"/>
+          <w:b/>
+          <w:bCs/>
+          <w:sz w:val="18"/>
+          <w:szCs w:val="18"/>
+          <w:u w:val="single"/>
+        </w:rPr>
+        <w:t> </w:t>
+      </w:r>
+      <w:r>
+        <w:rPr>
+          <w:rFonts w:cstheme="minorHAnsi"/>
+          <w:b/>
+          <w:bCs/>
+          <w:sz w:val="18"/>
+          <w:szCs w:val="18"/>
+          <w:u w:val="single"/>
+        </w:rPr>
+        <w:t>#2</w:t>
+      </w:r>
+    </w:p>
+    <w:p>
+      <w:pPr>
+        <w:spacing w:after="0" w:line="288" w:lineRule="auto"/>
+        <w:jc w:val="both"/>
+        <w:rPr>
+          <w:rFonts w:cstheme="minorHAnsi"/>
+          <w:color w:val="0000FF"/>
+          <w:sz w:val="18"/>
+          <w:szCs w:val="18"/>
+        </w:rPr>
+      </w:pPr>
+      <w:r>
+        <w:rPr>
+          <w:rFonts w:cstheme="minorHAnsi"/>
+          <w:color w:val="0000FF"/>
+          <w:sz w:val="18"/>
+          <w:szCs w:val="18"/>
+        </w:rPr>
+        <w:t>2.0. </w:t>
+      </w:r>
+      <w:r>
+        <w:rPr>
+          <w:rFonts w:cstheme="minorHAnsi"/>
+          <w:color w:val="0000FF"/>
+          <w:sz w:val="18"/>
+          <w:szCs w:val="18"/>
+        </w:rPr>
+        <w:t>The manuscript titled ‘Integrated climate policies in the sustainability of green chemicals’ presents the results of a prospective LCA (pLCA) study which assessed the impacts of decarbonised supply chains of hydrogen, ammonia and methanol production. The paper highlights the importance supply chain/indirect decarbonisation actions can have on the life cycle carbon footprint of chemicals and would be a good fit for the journal. However, the paper has a number of issues which need resolving before it can be in a state fit for consideration for publication.</w:t>
+      </w:r>
+    </w:p>
+    <w:p>
+      <w:pPr>
         <w:spacing w:line="288" w:lineRule="auto"/>
         <w:jc w:val="both"/>
         <w:rPr>
           <w:rFonts w:cstheme="minorHAnsi"/>
-          <w:b/>
-          <w:sz w:val="18"/>
-          <w:szCs w:val="18"/>
-        </w:rPr>
-      </w:pPr>
-      <w:r>
-        <w:rPr>
-          <w:rFonts w:cstheme="minorHAnsi"/>
-          <w:sz w:val="18"/>
-          <w:szCs w:val="18"/>
-        </w:rPr>
-        <w:t>We agree with the Reviewer that a techno</w:t>
-      </w:r>
-      <w:r>
-        <w:rPr>
-          <w:rFonts w:cstheme="minorHAnsi"/>
+          <w:sz w:val="18"/>
+          <w:szCs w:val="18"/>
+        </w:rPr>
+      </w:pPr>
+      <w:r>
+        <w:rPr>
+          <w:rFonts w:cstheme="minorHAnsi"/>
+          <w:sz w:val="18"/>
+          <w:szCs w:val="18"/>
+        </w:rPr>
+        <w:t xml:space="preserve">We thank the Reviewer for highlighting the impact and fit of our work for the journal. We also appreciate the Reviewer’s insightful comments aimed at improving the transparency and clarity of our methodology and assumptions. Among other actions, </w:t>
+      </w:r>
+      <w:r>
+        <w:rPr>
+          <w:rFonts w:cstheme="minorHAnsi"/>
+          <w:b/>
+          <w:sz w:val="18"/>
+          <w:szCs w:val="18"/>
+        </w:rPr>
+        <w:t xml:space="preserve">we have incorporated </w:t>
+      </w:r>
+      <w:r>
+        <w:rPr>
+          <w:rFonts w:cstheme="minorHAnsi"/>
+          <w:b/>
+          <w:sz w:val="18"/>
+          <w:szCs w:val="18"/>
+        </w:rPr>
+        <w:t>approximate prospective</w:t>
+      </w:r>
+      <w:r>
+        <w:rPr>
+          <w:rFonts w:cstheme="minorHAnsi"/>
+          <w:b/>
+          <w:sz w:val="18"/>
+          <w:szCs w:val="18"/>
+        </w:rPr>
+        <w:t xml:space="preserve"> techno</w:t>
+      </w:r>
+      <w:r>
+        <w:rPr>
+          <w:rFonts w:cstheme="minorHAnsi"/>
+          <w:b/>
           <w:sz w:val="18"/>
           <w:szCs w:val="18"/>
         </w:rPr>
         <w:noBreakHyphen/>
-      </w:r>
-      <w:r>
-        <w:rPr>
-          <w:rFonts w:cstheme="minorHAnsi"/>
-          <w:sz w:val="18"/>
-          <w:szCs w:val="18"/>
-        </w:rPr>
-        <w:t xml:space="preserve">economic assessment would help evaluate the feasibility of </w:t>
-      </w:r>
-      <w:r>
-        <w:rPr>
-          <w:rFonts w:cstheme="minorHAnsi"/>
-          <w:sz w:val="18"/>
-          <w:szCs w:val="18"/>
-        </w:rPr>
-        <w:t>different</w:t>
-      </w:r>
-      <w:r>
-        <w:rPr>
-          <w:rFonts w:cstheme="minorHAnsi"/>
-          <w:sz w:val="18"/>
-          <w:szCs w:val="18"/>
-        </w:rPr>
-        <w:t xml:space="preserve"> routes for chemical production. However, for the fossil and blue routes, due to the unpredictability of natural gas </w:t>
-      </w:r>
-      <w:r>
-        <w:rPr>
-          <w:rFonts w:cstheme="minorHAnsi"/>
-          <w:sz w:val="18"/>
-          <w:szCs w:val="18"/>
-        </w:rPr>
-        <w:t xml:space="preserve">and electricity </w:t>
-      </w:r>
-      <w:r>
-        <w:rPr>
-          <w:rFonts w:cstheme="minorHAnsi"/>
-          <w:sz w:val="18"/>
-          <w:szCs w:val="18"/>
-        </w:rPr>
-        <w:t xml:space="preserve">prices, </w:t>
-      </w:r>
-      <w:r>
-        <w:rPr>
-          <w:rFonts w:cstheme="minorHAnsi"/>
-          <w:sz w:val="18"/>
-          <w:szCs w:val="18"/>
-        </w:rPr>
-        <w:t>it is difficult to accurately project the production cost of these routes</w:t>
-      </w:r>
-      <w:r>
-        <w:rPr>
-          <w:rFonts w:cstheme="minorHAnsi"/>
-          <w:sz w:val="18"/>
-          <w:szCs w:val="18"/>
-        </w:rPr>
-        <w:t xml:space="preserve"> into the future (</w:t>
+        <w:t>economic assessments into our revised manuscript</w:t>
+      </w:r>
+      <w:r>
+        <w:rPr>
+          <w:rFonts w:cstheme="minorHAnsi"/>
+          <w:sz w:val="18"/>
+          <w:szCs w:val="18"/>
+        </w:rPr>
+        <w:t xml:space="preserve">. These results are presented in the new </w:t>
+      </w:r>
+      <w:r>
+        <w:rPr>
+          <w:rFonts w:cstheme="minorHAnsi"/>
+          <w:b/>
+          <w:sz w:val="18"/>
+          <w:szCs w:val="18"/>
+        </w:rPr>
+        <w:t>Section 7</w:t>
+      </w:r>
+      <w:r>
+        <w:rPr>
+          <w:rFonts w:cstheme="minorHAnsi"/>
+          <w:sz w:val="18"/>
+          <w:szCs w:val="18"/>
+        </w:rPr>
+        <w:t xml:space="preserve"> and supported by the new </w:t>
+      </w:r>
+      <w:r>
+        <w:rPr>
+          <w:rFonts w:cstheme="minorHAnsi"/>
+          <w:b/>
+          <w:sz w:val="18"/>
+          <w:szCs w:val="18"/>
+        </w:rPr>
+        <w:t>Fig. S7</w:t>
+      </w:r>
+      <w:r>
+        <w:rPr>
+          <w:rFonts w:cstheme="minorHAnsi"/>
+          <w:sz w:val="18"/>
+          <w:szCs w:val="18"/>
+        </w:rPr>
+        <w:t xml:space="preserve"> of the ESI. </w:t>
+      </w:r>
+      <w:r>
+        <w:rPr>
+          <w:rFonts w:cstheme="minorHAnsi"/>
+          <w:sz w:val="18"/>
+          <w:szCs w:val="18"/>
+        </w:rPr>
+        <w:t>Specifically, we demonstrate that onshore wind and solar</w:t>
+      </w:r>
+      <w:r>
+        <w:rPr>
+          <w:rFonts w:cstheme="minorHAnsi"/>
+          <w:sz w:val="18"/>
+          <w:szCs w:val="18"/>
+        </w:rPr>
+        <w:noBreakHyphen/>
+        <w:t>based hydrogen could become economically attractive by 2050, with costs potentially reaching 3.5–4.0 USD kg</w:t>
+      </w:r>
+      <w:r>
+        <w:rPr>
+          <w:rFonts w:cstheme="minorHAnsi"/>
+          <w:sz w:val="18"/>
+          <w:szCs w:val="18"/>
+          <w:vertAlign w:val="superscript"/>
+        </w:rPr>
+        <w:t>–1</w:t>
+      </w:r>
+      <w:r>
+        <w:rPr>
+          <w:rFonts w:cstheme="minorHAnsi"/>
+          <w:sz w:val="18"/>
+          <w:szCs w:val="18"/>
+        </w:rPr>
+        <w:t>, compared to their current prices of 6.8–9.2 USD kg</w:t>
+      </w:r>
+      <w:r>
+        <w:rPr>
+          <w:rFonts w:cstheme="minorHAnsi"/>
+          <w:sz w:val="18"/>
+          <w:szCs w:val="18"/>
+          <w:vertAlign w:val="superscript"/>
+        </w:rPr>
+        <w:t>–1</w:t>
+      </w:r>
+      <w:r>
+        <w:rPr>
+          <w:rFonts w:cstheme="minorHAnsi"/>
+          <w:sz w:val="18"/>
+          <w:szCs w:val="18"/>
+        </w:rPr>
+        <w:t xml:space="preserve">. Despite acknowledging the high uncertainty in future prices influenced by geopolitical factors and technological advancements, the analysis suggests potential cost </w:t>
+      </w:r>
+      <w:r>
+        <w:rPr>
+          <w:rFonts w:cstheme="minorHAnsi"/>
+          <w:sz w:val="18"/>
+          <w:szCs w:val="18"/>
+        </w:rPr>
+        <w:t>reductions</w:t>
+      </w:r>
+      <w:r>
+        <w:rPr>
+          <w:rFonts w:cstheme="minorHAnsi"/>
+          <w:sz w:val="18"/>
+          <w:szCs w:val="18"/>
+        </w:rPr>
+        <w:t xml:space="preserve"> for ammonia and methanol production </w:t>
       </w:r>
       <w:r>
         <w:rPr>
@@ -1119,575 +2012,100 @@
           <w:sz w:val="18"/>
           <w:szCs w:val="18"/>
         </w:rPr>
-        <w:t>e.g.</w:t>
-      </w:r>
-      <w:r>
-        <w:rPr>
-          <w:rFonts w:cstheme="minorHAnsi"/>
-          <w:sz w:val="18"/>
-          <w:szCs w:val="18"/>
-        </w:rPr>
-        <w:t>, by 2050)</w:t>
-      </w:r>
-      <w:r>
-        <w:rPr>
-          <w:rFonts w:cstheme="minorHAnsi"/>
-          <w:sz w:val="18"/>
-          <w:szCs w:val="18"/>
-        </w:rPr>
-        <w:t>.</w:t>
-      </w:r>
-      <w:r>
-        <w:rPr>
-          <w:rFonts w:cstheme="minorHAnsi"/>
-          <w:sz w:val="18"/>
-          <w:szCs w:val="18"/>
-        </w:rPr>
-        <w:t xml:space="preserve"> In one of our previous studies [Nabera </w:t>
-      </w:r>
-      <w:r>
-        <w:rPr>
-          <w:rFonts w:cstheme="minorHAnsi"/>
-          <w:i/>
-          <w:sz w:val="18"/>
-          <w:szCs w:val="18"/>
-        </w:rPr>
-        <w:t>et al</w:t>
-      </w:r>
-      <w:r>
-        <w:rPr>
-          <w:rFonts w:cstheme="minorHAnsi"/>
-          <w:sz w:val="18"/>
-          <w:szCs w:val="18"/>
-        </w:rPr>
-        <w:t xml:space="preserve">., </w:t>
-      </w:r>
-      <w:r>
-        <w:rPr>
-          <w:rFonts w:cstheme="minorHAnsi"/>
-          <w:i/>
-          <w:sz w:val="18"/>
-          <w:szCs w:val="18"/>
-        </w:rPr>
-        <w:t>Green Chem.</w:t>
-      </w:r>
-      <w:r>
-        <w:rPr>
-          <w:rFonts w:cstheme="minorHAnsi"/>
-          <w:sz w:val="18"/>
-          <w:szCs w:val="18"/>
-        </w:rPr>
-        <w:t xml:space="preserve">, </w:t>
-      </w:r>
-      <w:r>
-        <w:rPr>
-          <w:rFonts w:cstheme="minorHAnsi"/>
-          <w:sz w:val="18"/>
-          <w:szCs w:val="18"/>
-        </w:rPr>
-        <w:t>2023</w:t>
-      </w:r>
-      <w:r>
-        <w:rPr>
-          <w:rFonts w:cstheme="minorHAnsi"/>
-          <w:sz w:val="18"/>
-          <w:szCs w:val="18"/>
-        </w:rPr>
-        <w:t xml:space="preserve">, </w:t>
-      </w:r>
-      <w:r>
-        <w:rPr>
-          <w:rFonts w:cstheme="minorHAnsi"/>
-          <w:sz w:val="18"/>
-          <w:szCs w:val="18"/>
-        </w:rPr>
-        <w:t>25</w:t>
-      </w:r>
-      <w:r>
-        <w:rPr>
-          <w:rFonts w:cstheme="minorHAnsi"/>
-          <w:sz w:val="18"/>
-          <w:szCs w:val="18"/>
-        </w:rPr>
-        <w:t xml:space="preserve">, </w:t>
-      </w:r>
-      <w:r>
-        <w:rPr>
-          <w:rFonts w:cstheme="minorHAnsi"/>
-          <w:sz w:val="18"/>
-          <w:szCs w:val="18"/>
-        </w:rPr>
-        <w:t>6603</w:t>
-      </w:r>
-      <w:r>
-        <w:rPr>
-          <w:rFonts w:cstheme="minorHAnsi"/>
-          <w:sz w:val="18"/>
-          <w:szCs w:val="18"/>
-        </w:rPr>
-        <w:t>–</w:t>
-      </w:r>
-      <w:r>
-        <w:rPr>
-          <w:rFonts w:cstheme="minorHAnsi"/>
-          <w:sz w:val="18"/>
-          <w:szCs w:val="18"/>
-        </w:rPr>
-        <w:t xml:space="preserve">6611], we assessed the economic viability of green chemicals amidst the backdrop of high energy prices (natural gas and electricity) due to the Russian invasion of Ukraine. </w:t>
-      </w:r>
-      <w:r>
-        <w:rPr>
-          <w:rFonts w:cstheme="minorHAnsi"/>
-          <w:b/>
-          <w:sz w:val="18"/>
-          <w:szCs w:val="18"/>
-        </w:rPr>
-        <w:t>A similar analysis has been carried out and added to our work, where we perform the prospective techno</w:t>
-      </w:r>
-      <w:r>
-        <w:rPr>
-          <w:rFonts w:cstheme="minorHAnsi"/>
-          <w:b/>
-          <w:sz w:val="18"/>
-          <w:szCs w:val="18"/>
-        </w:rPr>
-        <w:noBreakHyphen/>
-        <w:t xml:space="preserve">economic assessment for the fossil, blue, and green routes for ammonia and methanol production. </w:t>
-      </w:r>
-      <w:r>
-        <w:rPr>
-          <w:rFonts w:cstheme="minorHAnsi"/>
-          <w:sz w:val="18"/>
-          <w:szCs w:val="18"/>
-        </w:rPr>
-        <w:t xml:space="preserve">We assume that in the future, natural gas prices </w:t>
-      </w:r>
-      <w:r>
-        <w:rPr>
-          <w:rFonts w:cstheme="minorHAnsi"/>
-          <w:sz w:val="18"/>
-          <w:szCs w:val="18"/>
-        </w:rPr>
-        <w:t>will be</w:t>
-      </w:r>
-      <w:r>
-        <w:rPr>
-          <w:rFonts w:cstheme="minorHAnsi"/>
-          <w:sz w:val="18"/>
-          <w:szCs w:val="18"/>
-        </w:rPr>
-        <w:t xml:space="preserve"> susceptible to significant fluctuations given the geopolitical scenario. </w:t>
-      </w:r>
-      <w:r>
-        <w:rPr>
-          <w:rFonts w:cstheme="minorHAnsi"/>
-          <w:sz w:val="18"/>
-          <w:szCs w:val="18"/>
-        </w:rPr>
-        <w:t>In general, we find that according to future projections, the cost of onshore wind and solar</w:t>
-      </w:r>
-      <w:r>
-        <w:rPr>
-          <w:rFonts w:cstheme="minorHAnsi"/>
-          <w:sz w:val="18"/>
-          <w:szCs w:val="18"/>
-        </w:rPr>
-        <w:noBreakHyphen/>
-        <w:t>based hydrogen will reach 1.0–2.2 USD kg</w:t>
-      </w:r>
-      <w:r>
-        <w:rPr>
-          <w:rFonts w:cstheme="minorHAnsi"/>
-          <w:sz w:val="18"/>
-          <w:szCs w:val="18"/>
-          <w:vertAlign w:val="superscript"/>
-        </w:rPr>
-        <w:t>–1</w:t>
-      </w:r>
-      <w:r>
-        <w:rPr>
-          <w:rFonts w:cstheme="minorHAnsi"/>
-          <w:sz w:val="18"/>
-          <w:szCs w:val="18"/>
-        </w:rPr>
-        <w:t xml:space="preserve"> by 2050, </w:t>
-      </w:r>
-      <w:r>
-        <w:rPr>
-          <w:rFonts w:cstheme="minorHAnsi"/>
-          <w:sz w:val="18"/>
-          <w:szCs w:val="18"/>
-        </w:rPr>
-        <w:t>compared</w:t>
-      </w:r>
-      <w:r>
-        <w:rPr>
-          <w:rFonts w:cstheme="minorHAnsi"/>
-          <w:sz w:val="18"/>
-          <w:szCs w:val="18"/>
-        </w:rPr>
-        <w:t xml:space="preserve"> to their current prices of 2.2–4.0 USD kg</w:t>
-      </w:r>
-      <w:r>
-        <w:rPr>
-          <w:rFonts w:cstheme="minorHAnsi"/>
-          <w:sz w:val="18"/>
-          <w:szCs w:val="18"/>
-          <w:vertAlign w:val="superscript"/>
-        </w:rPr>
-        <w:t>–1</w:t>
-      </w:r>
-      <w:r>
-        <w:rPr>
-          <w:rFonts w:cstheme="minorHAnsi"/>
-          <w:sz w:val="18"/>
-          <w:szCs w:val="18"/>
-        </w:rPr>
-        <w:t xml:space="preserve">. Therefore, the green routes </w:t>
-      </w:r>
-      <w:r>
-        <w:rPr>
-          <w:rFonts w:cstheme="minorHAnsi"/>
-          <w:sz w:val="18"/>
-          <w:szCs w:val="18"/>
-        </w:rPr>
-        <w:t>will exhibit lower costs and,</w:t>
-      </w:r>
-      <w:r>
-        <w:rPr>
-          <w:rFonts w:cstheme="minorHAnsi"/>
-          <w:sz w:val="18"/>
-          <w:szCs w:val="18"/>
-        </w:rPr>
-        <w:t xml:space="preserve"> in some cases</w:t>
-      </w:r>
-      <w:r>
-        <w:rPr>
-          <w:rFonts w:cstheme="minorHAnsi"/>
-          <w:sz w:val="18"/>
-          <w:szCs w:val="18"/>
-        </w:rPr>
-        <w:t xml:space="preserve"> </w:t>
-      </w:r>
-      <w:r>
-        <w:rPr>
-          <w:rFonts w:cstheme="minorHAnsi"/>
-          <w:sz w:val="18"/>
-          <w:szCs w:val="18"/>
-        </w:rPr>
-        <w:t>(</w:t>
-      </w:r>
-      <w:r>
-        <w:rPr>
-          <w:rFonts w:cstheme="minorHAnsi"/>
-          <w:sz w:val="18"/>
-          <w:szCs w:val="18"/>
-        </w:rPr>
-        <w:t xml:space="preserve">with </w:t>
-      </w:r>
-      <w:r>
-        <w:rPr>
-          <w:rFonts w:cstheme="minorHAnsi"/>
-          <w:sz w:val="18"/>
-          <w:szCs w:val="18"/>
-        </w:rPr>
-        <w:t xml:space="preserve">higher energy prices), </w:t>
-      </w:r>
-      <w:r>
-        <w:rPr>
-          <w:rFonts w:cstheme="minorHAnsi"/>
-          <w:sz w:val="18"/>
-          <w:szCs w:val="18"/>
-        </w:rPr>
-        <w:t>may become</w:t>
-      </w:r>
-      <w:r>
-        <w:rPr>
-          <w:rFonts w:cstheme="minorHAnsi"/>
-          <w:sz w:val="18"/>
-          <w:szCs w:val="18"/>
-        </w:rPr>
-        <w:t xml:space="preserve"> already economically more attractive than the fossil and blue routes. </w:t>
-      </w:r>
-      <w:r>
-        <w:rPr>
-          <w:rFonts w:cstheme="minorHAnsi"/>
-          <w:b/>
-          <w:sz w:val="18"/>
-          <w:szCs w:val="18"/>
-        </w:rPr>
-        <w:t>A new section (Section </w:t>
-      </w:r>
-      <w:r>
-        <w:rPr>
-          <w:rFonts w:cstheme="minorHAnsi"/>
-          <w:b/>
-          <w:sz w:val="18"/>
-          <w:szCs w:val="18"/>
-        </w:rPr>
-        <w:t>7</w:t>
-      </w:r>
-      <w:r>
-        <w:rPr>
-          <w:rFonts w:cstheme="minorHAnsi"/>
-          <w:b/>
-          <w:sz w:val="18"/>
-          <w:szCs w:val="18"/>
-        </w:rPr>
-        <w:t xml:space="preserve">) has been added to the </w:t>
-      </w:r>
-      <w:r>
-        <w:rPr>
-          <w:rFonts w:cstheme="minorHAnsi"/>
-          <w:b/>
-          <w:sz w:val="18"/>
-          <w:szCs w:val="18"/>
-        </w:rPr>
-        <w:t>ESI</w:t>
-      </w:r>
-      <w:r>
-        <w:rPr>
-          <w:rFonts w:cstheme="minorHAnsi"/>
-          <w:b/>
-          <w:sz w:val="18"/>
-          <w:szCs w:val="18"/>
-        </w:rPr>
-        <w:t xml:space="preserve"> along with </w:t>
-      </w:r>
-      <w:r>
-        <w:rPr>
-          <w:rFonts w:cstheme="minorHAnsi"/>
-          <w:b/>
-          <w:sz w:val="18"/>
-          <w:szCs w:val="18"/>
-        </w:rPr>
-        <w:t xml:space="preserve">the new </w:t>
-      </w:r>
-      <w:r>
-        <w:rPr>
-          <w:rFonts w:cstheme="minorHAnsi"/>
-          <w:b/>
-          <w:sz w:val="18"/>
-          <w:szCs w:val="18"/>
-        </w:rPr>
-        <w:t>Fig. S</w:t>
-      </w:r>
-      <w:r>
-        <w:rPr>
-          <w:rFonts w:cstheme="minorHAnsi"/>
-          <w:b/>
-          <w:sz w:val="18"/>
-          <w:szCs w:val="18"/>
-        </w:rPr>
-        <w:t>7</w:t>
-      </w:r>
-      <w:r>
-        <w:rPr>
-          <w:rFonts w:cstheme="minorHAnsi"/>
-          <w:b/>
-          <w:sz w:val="18"/>
-          <w:szCs w:val="18"/>
-        </w:rPr>
-        <w:t xml:space="preserve"> </w:t>
-      </w:r>
-      <w:r>
-        <w:rPr>
-          <w:rFonts w:cstheme="minorHAnsi"/>
-          <w:b/>
-          <w:sz w:val="18"/>
-          <w:szCs w:val="18"/>
-        </w:rPr>
-        <w:t xml:space="preserve">to provide a </w:t>
-      </w:r>
-      <w:r>
-        <w:rPr>
-          <w:rFonts w:cstheme="minorHAnsi"/>
-          <w:b/>
-          <w:sz w:val="18"/>
-          <w:szCs w:val="18"/>
-        </w:rPr>
-        <w:t xml:space="preserve">further </w:t>
-      </w:r>
-      <w:r>
-        <w:rPr>
-          <w:rFonts w:cstheme="minorHAnsi"/>
-          <w:b/>
-          <w:sz w:val="18"/>
-          <w:szCs w:val="18"/>
-        </w:rPr>
-        <w:t xml:space="preserve">general overview </w:t>
-      </w:r>
-      <w:r>
-        <w:rPr>
-          <w:rFonts w:cstheme="minorHAnsi"/>
-          <w:b/>
-          <w:sz w:val="18"/>
-          <w:szCs w:val="18"/>
-        </w:rPr>
-        <w:t>of</w:t>
-      </w:r>
-      <w:r>
-        <w:rPr>
-          <w:rFonts w:cstheme="minorHAnsi"/>
-          <w:b/>
-          <w:sz w:val="18"/>
-          <w:szCs w:val="18"/>
-        </w:rPr>
-        <w:t xml:space="preserve"> the techno</w:t>
-      </w:r>
-      <w:r>
-        <w:rPr>
-          <w:rFonts w:cstheme="minorHAnsi"/>
-          <w:b/>
-          <w:sz w:val="18"/>
-          <w:szCs w:val="18"/>
-        </w:rPr>
-        <w:noBreakHyphen/>
-        <w:t xml:space="preserve">economic performance of the chemical production routes. Moreover, the discussion </w:t>
-      </w:r>
-      <w:r>
-        <w:rPr>
-          <w:rFonts w:cstheme="minorHAnsi"/>
-          <w:b/>
-          <w:sz w:val="18"/>
-          <w:szCs w:val="18"/>
-        </w:rPr>
-        <w:t xml:space="preserve">of results </w:t>
-      </w:r>
-      <w:r>
-        <w:rPr>
-          <w:rFonts w:cstheme="minorHAnsi"/>
-          <w:b/>
-          <w:sz w:val="18"/>
-          <w:szCs w:val="18"/>
-        </w:rPr>
-        <w:t xml:space="preserve">in the main manuscript has been updated to further </w:t>
-      </w:r>
-      <w:r>
-        <w:rPr>
-          <w:rFonts w:cstheme="minorHAnsi"/>
-          <w:b/>
-          <w:sz w:val="18"/>
-          <w:szCs w:val="18"/>
-        </w:rPr>
-        <w:t>elaborate on</w:t>
-      </w:r>
-      <w:r>
-        <w:rPr>
-          <w:rFonts w:cstheme="minorHAnsi"/>
-          <w:b/>
-          <w:sz w:val="18"/>
-          <w:szCs w:val="18"/>
-        </w:rPr>
-        <w:t xml:space="preserve"> this aspect of our work (page </w:t>
-      </w:r>
-      <w:r>
-        <w:rPr>
-          <w:rFonts w:cstheme="minorHAnsi"/>
-          <w:b/>
-          <w:sz w:val="18"/>
-          <w:szCs w:val="18"/>
-        </w:rPr>
-        <w:t>5</w:t>
-      </w:r>
-      <w:r>
-        <w:rPr>
-          <w:rFonts w:cstheme="minorHAnsi"/>
-          <w:b/>
-          <w:sz w:val="18"/>
-          <w:szCs w:val="18"/>
-        </w:rPr>
-        <w:t>, line </w:t>
-      </w:r>
-      <w:r>
-        <w:rPr>
-          <w:rFonts w:cstheme="minorHAnsi"/>
-          <w:b/>
-          <w:sz w:val="18"/>
-          <w:szCs w:val="18"/>
-        </w:rPr>
-        <w:t>19</w:t>
-      </w:r>
-      <w:r>
-        <w:rPr>
-          <w:rFonts w:cstheme="minorHAnsi"/>
-          <w:b/>
-          <w:sz w:val="18"/>
-          <w:szCs w:val="18"/>
-        </w:rPr>
-        <w:t xml:space="preserve">, </w:t>
-      </w:r>
-      <w:r>
-        <w:rPr>
-          <w:rFonts w:cstheme="minorHAnsi"/>
-          <w:b/>
-          <w:sz w:val="18"/>
-          <w:szCs w:val="18"/>
-        </w:rPr>
-        <w:t>left</w:t>
-      </w:r>
-      <w:r>
-        <w:rPr>
-          <w:rFonts w:cstheme="minorHAnsi"/>
-          <w:b/>
-          <w:sz w:val="18"/>
-          <w:szCs w:val="18"/>
-        </w:rPr>
-        <w:t> column).</w:t>
+        <w:t>via</w:t>
+      </w:r>
+      <w:r>
+        <w:rPr>
+          <w:rFonts w:cstheme="minorHAnsi"/>
+          <w:sz w:val="18"/>
+          <w:szCs w:val="18"/>
+        </w:rPr>
+        <w:t xml:space="preserve"> green pathways.</w:t>
       </w:r>
     </w:p>
     <w:p>
       <w:pPr>
+        <w:spacing w:after="0" w:line="288" w:lineRule="auto"/>
         <w:jc w:val="both"/>
         <w:rPr>
           <w:rFonts w:cstheme="minorHAnsi"/>
-          <w:b/>
-          <w:sz w:val="18"/>
-          <w:szCs w:val="18"/>
-        </w:rPr>
-      </w:pPr>
-      <w:r>
-        <w:rPr>
-          <w:rFonts w:cstheme="minorHAnsi"/>
-          <w:b/>
-          <w:sz w:val="18"/>
-          <w:szCs w:val="18"/>
-        </w:rPr>
-        <w:br w:type="page"/>
-      </w:r>
-      <w:r>
-        <w:rPr>
-          <w:rFonts w:cstheme="minorHAnsi"/>
-          <w:b/>
-          <w:bCs/>
-          <w:sz w:val="18"/>
-          <w:szCs w:val="18"/>
-          <w:u w:val="single"/>
-        </w:rPr>
-        <w:lastRenderedPageBreak/>
-        <w:t>Reviewer</w:t>
-      </w:r>
-      <w:r>
-        <w:rPr>
-          <w:rFonts w:cstheme="minorHAnsi"/>
-          <w:b/>
-          <w:bCs/>
-          <w:sz w:val="18"/>
-          <w:szCs w:val="18"/>
-          <w:u w:val="single"/>
-        </w:rPr>
-        <w:t> </w:t>
-      </w:r>
-      <w:r>
-        <w:rPr>
-          <w:rFonts w:cstheme="minorHAnsi"/>
-          <w:b/>
-          <w:bCs/>
-          <w:sz w:val="18"/>
-          <w:szCs w:val="18"/>
-          <w:u w:val="single"/>
-        </w:rPr>
-        <w:t>#2</w:t>
+          <w:color w:val="0000FF"/>
+          <w:sz w:val="18"/>
+          <w:szCs w:val="18"/>
+        </w:rPr>
+      </w:pPr>
+      <w:r>
+        <w:rPr>
+          <w:rFonts w:cstheme="minorHAnsi"/>
+          <w:color w:val="0000FF"/>
+          <w:sz w:val="18"/>
+          <w:szCs w:val="18"/>
+        </w:rPr>
+        <w:t>2.1.</w:t>
+      </w:r>
+      <w:r>
+        <w:rPr>
+          <w:rFonts w:cstheme="minorHAnsi"/>
+          <w:color w:val="0000FF"/>
+          <w:sz w:val="18"/>
+          <w:szCs w:val="18"/>
+        </w:rPr>
+        <w:t xml:space="preserve"> The main issue is around transparency in the methodology and assumptions made in the pLCA. It is not clear from the methodology (in the ESI) which </w:t>
+      </w:r>
+      <w:r>
+        <w:rPr>
+          <w:rFonts w:cstheme="minorHAnsi"/>
+          <w:i/>
+          <w:color w:val="0000FF"/>
+          <w:sz w:val="18"/>
+          <w:szCs w:val="18"/>
+        </w:rPr>
+        <w:t>premise</w:t>
+      </w:r>
+      <w:r>
+        <w:rPr>
+          <w:rFonts w:cstheme="minorHAnsi"/>
+          <w:color w:val="0000FF"/>
+          <w:sz w:val="18"/>
+          <w:szCs w:val="18"/>
+        </w:rPr>
+        <w:t xml:space="preserve"> scenarios were used. From the information given in the paper, I would guess SSP2</w:t>
+      </w:r>
+      <w:r>
+        <w:rPr>
+          <w:rFonts w:cstheme="minorHAnsi"/>
+          <w:color w:val="0000FF"/>
+          <w:sz w:val="18"/>
+          <w:szCs w:val="18"/>
+        </w:rPr>
+        <w:noBreakHyphen/>
+      </w:r>
+      <w:r>
+        <w:rPr>
+          <w:rFonts w:cstheme="minorHAnsi"/>
+          <w:color w:val="0000FF"/>
+          <w:sz w:val="18"/>
+          <w:szCs w:val="18"/>
+        </w:rPr>
+        <w:t>Base, SSP2</w:t>
+      </w:r>
+      <w:r>
+        <w:rPr>
+          <w:rFonts w:cstheme="minorHAnsi"/>
+          <w:color w:val="0000FF"/>
+          <w:sz w:val="18"/>
+          <w:szCs w:val="18"/>
+        </w:rPr>
+        <w:noBreakHyphen/>
+      </w:r>
+      <w:r>
+        <w:rPr>
+          <w:rFonts w:cstheme="minorHAnsi"/>
+          <w:color w:val="0000FF"/>
+          <w:sz w:val="18"/>
+          <w:szCs w:val="18"/>
+        </w:rPr>
+        <w:t>PkBudg1100 and PkBudg500.</w:t>
       </w:r>
     </w:p>
     <w:p>
@@ -1696,528 +2114,118 @@
         <w:jc w:val="both"/>
         <w:rPr>
           <w:rFonts w:cstheme="minorHAnsi"/>
-          <w:color w:val="0000FF"/>
-          <w:sz w:val="18"/>
-          <w:szCs w:val="18"/>
-        </w:rPr>
-      </w:pPr>
-      <w:r>
-        <w:rPr>
-          <w:rFonts w:cstheme="minorHAnsi"/>
-          <w:color w:val="0000FF"/>
-          <w:sz w:val="18"/>
-          <w:szCs w:val="18"/>
-        </w:rPr>
-        <w:t>2.0. </w:t>
-      </w:r>
-      <w:r>
-        <w:rPr>
-          <w:rFonts w:cstheme="minorHAnsi"/>
-          <w:color w:val="0000FF"/>
-          <w:sz w:val="18"/>
-          <w:szCs w:val="18"/>
-        </w:rPr>
-        <w:t>The manuscript titled ‘Integrated climate policies in the sustainability of green chemicals’ presents the results of a prospective LCA (pLCA) study which assessed the impacts of decarbonised supply chains of hydrogen, ammonia and methanol production. The paper highlights the importance supply chain/indirect decarbonisation actions can have on the life cycle carbon footprint of chemicals and would be a good fit for the journal. However, the paper has a number of issues which need resolving before it can be in a state fit for consideration for publication.</w:t>
+          <w:sz w:val="18"/>
+          <w:szCs w:val="18"/>
+        </w:rPr>
+      </w:pPr>
+      <w:r>
+        <w:rPr>
+          <w:rFonts w:cstheme="minorHAnsi"/>
+          <w:sz w:val="18"/>
+          <w:szCs w:val="18"/>
+        </w:rPr>
+        <w:t xml:space="preserve">We appreciate the suggestion from the Reviewer and acknowledge that the information regarding the </w:t>
+      </w:r>
+      <w:r>
+        <w:rPr>
+          <w:rFonts w:cstheme="minorHAnsi"/>
+          <w:i/>
+          <w:sz w:val="18"/>
+          <w:szCs w:val="18"/>
+        </w:rPr>
+        <w:t>premise</w:t>
+      </w:r>
+      <w:r>
+        <w:rPr>
+          <w:rFonts w:cstheme="minorHAnsi"/>
+          <w:sz w:val="18"/>
+          <w:szCs w:val="18"/>
+        </w:rPr>
+        <w:t xml:space="preserve"> scenarios utilised in our work could be improved. To perform the prospective LCA, we utilise scenario results from the IMAGE Integrated Assessment Model (IAM). The </w:t>
+      </w:r>
+      <w:r>
+        <w:rPr>
+          <w:rFonts w:cstheme="minorHAnsi"/>
+          <w:i/>
+          <w:sz w:val="18"/>
+          <w:szCs w:val="18"/>
+        </w:rPr>
+        <w:t>premise</w:t>
+      </w:r>
+      <w:r>
+        <w:rPr>
+          <w:rFonts w:cstheme="minorHAnsi"/>
+          <w:sz w:val="18"/>
+          <w:szCs w:val="18"/>
+        </w:rPr>
+        <w:t> v1.5.8 framework is further used to construct future background data based on the results derived from IMAGE. In our study, we employ the SSP2, corresponding to the middle</w:t>
+      </w:r>
+      <w:r>
+        <w:rPr>
+          <w:rFonts w:cstheme="minorHAnsi"/>
+          <w:sz w:val="18"/>
+          <w:szCs w:val="18"/>
+        </w:rPr>
+        <w:noBreakHyphen/>
+        <w:t>of</w:t>
+      </w:r>
+      <w:r>
+        <w:rPr>
+          <w:rFonts w:cstheme="minorHAnsi"/>
+          <w:sz w:val="18"/>
+          <w:szCs w:val="18"/>
+        </w:rPr>
+        <w:noBreakHyphen/>
+        <w:t>the</w:t>
+      </w:r>
+      <w:r>
+        <w:rPr>
+          <w:rFonts w:cstheme="minorHAnsi"/>
+          <w:sz w:val="18"/>
+          <w:szCs w:val="18"/>
+        </w:rPr>
+        <w:noBreakHyphen/>
+        <w:t xml:space="preserve">road pathway, combined with three Representative Concentration Pathways (RCPs). Therefore, the exact scenarios derived from </w:t>
+      </w:r>
+      <w:r>
+        <w:rPr>
+          <w:rFonts w:cstheme="minorHAnsi"/>
+          <w:i/>
+          <w:sz w:val="18"/>
+          <w:szCs w:val="18"/>
+        </w:rPr>
+        <w:t>premise</w:t>
+      </w:r>
+      <w:r>
+        <w:rPr>
+          <w:rFonts w:cstheme="minorHAnsi"/>
+          <w:sz w:val="18"/>
+          <w:szCs w:val="18"/>
+        </w:rPr>
+        <w:t xml:space="preserve"> based on the results from the IMAGE IAM are:</w:t>
       </w:r>
     </w:p>
     <w:p>
       <w:pPr>
-        <w:spacing w:line="288" w:lineRule="auto"/>
-        <w:jc w:val="both"/>
-        <w:rPr>
-          <w:rFonts w:cstheme="minorHAnsi"/>
-          <w:sz w:val="18"/>
-          <w:szCs w:val="18"/>
-        </w:rPr>
-      </w:pPr>
-      <w:r>
-        <w:rPr>
-          <w:rFonts w:cstheme="minorHAnsi"/>
-          <w:sz w:val="18"/>
-          <w:szCs w:val="18"/>
-        </w:rPr>
-        <w:t xml:space="preserve">We thank the Reviewer for highlighting the impact and fit of our work for the journal. We also appreciate the Reviewer’s insightful comments aimed at improving the transparency and clarity of our methodology and assumptions. </w:t>
-      </w:r>
-      <w:r>
-        <w:rPr>
-          <w:rFonts w:cstheme="minorHAnsi"/>
-          <w:sz w:val="18"/>
-          <w:szCs w:val="18"/>
-        </w:rPr>
-        <w:t>Among other actions</w:t>
-      </w:r>
-      <w:r>
-        <w:rPr>
-          <w:rFonts w:cstheme="minorHAnsi"/>
-          <w:sz w:val="18"/>
-          <w:szCs w:val="18"/>
-        </w:rPr>
-        <w:t xml:space="preserve">, </w:t>
-      </w:r>
-      <w:r>
-        <w:rPr>
-          <w:rFonts w:cstheme="minorHAnsi"/>
-          <w:b/>
-          <w:sz w:val="18"/>
-          <w:szCs w:val="18"/>
-        </w:rPr>
-        <w:t>we have incorporated complementary techno</w:t>
-      </w:r>
-      <w:r>
-        <w:rPr>
-          <w:rFonts w:cstheme="minorHAnsi"/>
-          <w:b/>
-          <w:sz w:val="18"/>
-          <w:szCs w:val="18"/>
-        </w:rPr>
-        <w:noBreakHyphen/>
-        <w:t>economic assessments into our revised manuscript</w:t>
-      </w:r>
-      <w:r>
-        <w:rPr>
-          <w:rFonts w:cstheme="minorHAnsi"/>
-          <w:sz w:val="18"/>
-          <w:szCs w:val="18"/>
-        </w:rPr>
-        <w:t>. These results are presented in</w:t>
-      </w:r>
-      <w:r>
-        <w:rPr>
-          <w:rFonts w:cstheme="minorHAnsi"/>
-          <w:sz w:val="18"/>
-          <w:szCs w:val="18"/>
-        </w:rPr>
-        <w:t xml:space="preserve"> the new </w:t>
-      </w:r>
-      <w:r>
-        <w:rPr>
-          <w:rFonts w:cstheme="minorHAnsi"/>
-          <w:b/>
-          <w:sz w:val="18"/>
-          <w:szCs w:val="18"/>
-        </w:rPr>
-        <w:t>Section 7</w:t>
-      </w:r>
-      <w:r>
-        <w:rPr>
-          <w:rFonts w:cstheme="minorHAnsi"/>
-          <w:sz w:val="18"/>
-          <w:szCs w:val="18"/>
-        </w:rPr>
-        <w:t xml:space="preserve"> and supported by the new </w:t>
-      </w:r>
-      <w:r>
-        <w:rPr>
-          <w:rFonts w:cstheme="minorHAnsi"/>
-          <w:b/>
-          <w:sz w:val="18"/>
-          <w:szCs w:val="18"/>
-        </w:rPr>
-        <w:t>Fig. </w:t>
-      </w:r>
-      <w:r>
-        <w:rPr>
-          <w:rFonts w:cstheme="minorHAnsi"/>
-          <w:b/>
-          <w:sz w:val="18"/>
-          <w:szCs w:val="18"/>
-        </w:rPr>
-        <w:t>S</w:t>
-      </w:r>
-      <w:r>
-        <w:rPr>
-          <w:rFonts w:cstheme="minorHAnsi"/>
-          <w:b/>
-          <w:sz w:val="18"/>
-          <w:szCs w:val="18"/>
-        </w:rPr>
-        <w:t>7</w:t>
-      </w:r>
-      <w:r>
-        <w:rPr>
-          <w:rFonts w:cstheme="minorHAnsi"/>
-          <w:sz w:val="18"/>
-          <w:szCs w:val="18"/>
-        </w:rPr>
-        <w:t xml:space="preserve"> of the ESI.</w:t>
-      </w:r>
-    </w:p>
-    <w:p>
-      <w:pPr>
-        <w:spacing w:after="0" w:line="288" w:lineRule="auto"/>
-        <w:jc w:val="both"/>
-        <w:rPr>
-          <w:rFonts w:cstheme="minorHAnsi"/>
-          <w:color w:val="0000FF"/>
-          <w:sz w:val="18"/>
-          <w:szCs w:val="18"/>
-        </w:rPr>
-      </w:pPr>
-      <w:r>
-        <w:rPr>
-          <w:rFonts w:cstheme="minorHAnsi"/>
-          <w:color w:val="0000FF"/>
-          <w:sz w:val="18"/>
-          <w:szCs w:val="18"/>
-        </w:rPr>
-        <w:t>2.1.</w:t>
-      </w:r>
-      <w:r>
-        <w:rPr>
-          <w:rFonts w:cstheme="minorHAnsi"/>
-          <w:color w:val="0000FF"/>
-          <w:sz w:val="18"/>
-          <w:szCs w:val="18"/>
-        </w:rPr>
-        <w:t xml:space="preserve"> The main issue is around transparency in the methodology and assumptions made in the pLCA. It is not clear from the methodology (in the ESI) which </w:t>
-      </w:r>
-      <w:r>
-        <w:rPr>
-          <w:rFonts w:cstheme="minorHAnsi"/>
-          <w:i/>
-          <w:color w:val="0000FF"/>
-          <w:sz w:val="18"/>
-          <w:szCs w:val="18"/>
-        </w:rPr>
-        <w:t>premise</w:t>
-      </w:r>
-      <w:r>
-        <w:rPr>
-          <w:rFonts w:cstheme="minorHAnsi"/>
-          <w:color w:val="0000FF"/>
-          <w:sz w:val="18"/>
-          <w:szCs w:val="18"/>
-        </w:rPr>
-        <w:t xml:space="preserve"> scenarios were used. From the information given in the paper, I would guess SSP2</w:t>
-      </w:r>
-      <w:r>
-        <w:rPr>
-          <w:rFonts w:cstheme="minorHAnsi"/>
-          <w:color w:val="0000FF"/>
-          <w:sz w:val="18"/>
-          <w:szCs w:val="18"/>
-        </w:rPr>
-        <w:noBreakHyphen/>
-      </w:r>
-      <w:r>
-        <w:rPr>
-          <w:rFonts w:cstheme="minorHAnsi"/>
-          <w:color w:val="0000FF"/>
-          <w:sz w:val="18"/>
-          <w:szCs w:val="18"/>
-        </w:rPr>
-        <w:t>Base, SSP2</w:t>
-      </w:r>
-      <w:r>
-        <w:rPr>
-          <w:rFonts w:cstheme="minorHAnsi"/>
-          <w:color w:val="0000FF"/>
-          <w:sz w:val="18"/>
-          <w:szCs w:val="18"/>
-        </w:rPr>
-        <w:noBreakHyphen/>
-      </w:r>
-      <w:r>
-        <w:rPr>
-          <w:rFonts w:cstheme="minorHAnsi"/>
-          <w:color w:val="0000FF"/>
-          <w:sz w:val="18"/>
-          <w:szCs w:val="18"/>
-        </w:rPr>
-        <w:t>PkBudg1100 and PkBudg500.</w:t>
-      </w:r>
-    </w:p>
-    <w:p>
-      <w:pPr>
-        <w:spacing w:after="0" w:line="288" w:lineRule="auto"/>
-        <w:jc w:val="both"/>
-        <w:rPr>
-          <w:rFonts w:cstheme="minorHAnsi"/>
-          <w:sz w:val="18"/>
-          <w:szCs w:val="18"/>
-        </w:rPr>
-      </w:pPr>
-      <w:r>
-        <w:rPr>
-          <w:rFonts w:cstheme="minorHAnsi"/>
-          <w:sz w:val="18"/>
-          <w:szCs w:val="18"/>
-        </w:rPr>
-        <w:t xml:space="preserve">We appreciate the suggestion from the Reviewer and acknowledge that the information regarding the </w:t>
-      </w:r>
-      <w:r>
-        <w:rPr>
-          <w:rFonts w:cstheme="minorHAnsi"/>
-          <w:i/>
-          <w:sz w:val="18"/>
-          <w:szCs w:val="18"/>
-        </w:rPr>
-        <w:t>premise</w:t>
-      </w:r>
-      <w:r>
-        <w:rPr>
-          <w:rFonts w:cstheme="minorHAnsi"/>
-          <w:sz w:val="18"/>
-          <w:szCs w:val="18"/>
-        </w:rPr>
-        <w:t xml:space="preserve"> scenarios utilised in our work can be improved. To perform the prospective LCA, we utilise </w:t>
-      </w:r>
-      <w:r>
-        <w:rPr>
-          <w:rFonts w:cstheme="minorHAnsi"/>
-          <w:sz w:val="18"/>
-          <w:szCs w:val="18"/>
-        </w:rPr>
-        <w:t xml:space="preserve">scenario </w:t>
-      </w:r>
-      <w:r>
-        <w:rPr>
-          <w:rFonts w:cstheme="minorHAnsi"/>
-          <w:sz w:val="18"/>
-          <w:szCs w:val="18"/>
-        </w:rPr>
-        <w:t xml:space="preserve">results </w:t>
-      </w:r>
-      <w:r>
-        <w:rPr>
-          <w:rFonts w:cstheme="minorHAnsi"/>
-          <w:sz w:val="18"/>
-          <w:szCs w:val="18"/>
-        </w:rPr>
-        <w:t xml:space="preserve">from </w:t>
-      </w:r>
-      <w:r>
-        <w:rPr>
-          <w:rFonts w:cstheme="minorHAnsi"/>
-          <w:sz w:val="18"/>
-          <w:szCs w:val="18"/>
-        </w:rPr>
-        <w:t xml:space="preserve">the IMAGE Integrated Assessment Model (IAM). The </w:t>
-      </w:r>
-      <w:r>
-        <w:rPr>
-          <w:rFonts w:cstheme="minorHAnsi"/>
-          <w:i/>
-          <w:sz w:val="18"/>
-          <w:szCs w:val="18"/>
-        </w:rPr>
-        <w:t>premise</w:t>
-      </w:r>
-      <w:r>
-        <w:rPr>
-          <w:rFonts w:cstheme="minorHAnsi"/>
-          <w:sz w:val="18"/>
-          <w:szCs w:val="18"/>
-        </w:rPr>
-        <w:t xml:space="preserve"> v1.5.8 framework is further utilised to construct future background data </w:t>
-      </w:r>
-      <w:r>
-        <w:rPr>
-          <w:rFonts w:cstheme="minorHAnsi"/>
-          <w:sz w:val="18"/>
-          <w:szCs w:val="18"/>
-        </w:rPr>
-        <w:t>based on the</w:t>
-      </w:r>
-      <w:r>
-        <w:rPr>
-          <w:rFonts w:cstheme="minorHAnsi"/>
-          <w:sz w:val="18"/>
-          <w:szCs w:val="18"/>
-        </w:rPr>
-        <w:t xml:space="preserve"> results derived from IMAGE. In our study, we employ SSP2, corresponding to the middle</w:t>
-      </w:r>
-      <w:r>
-        <w:rPr>
-          <w:rFonts w:cstheme="minorHAnsi"/>
-          <w:sz w:val="18"/>
-          <w:szCs w:val="18"/>
-        </w:rPr>
-        <w:noBreakHyphen/>
-        <w:t>of</w:t>
-      </w:r>
-      <w:r>
-        <w:rPr>
-          <w:rFonts w:cstheme="minorHAnsi"/>
-          <w:sz w:val="18"/>
-          <w:szCs w:val="18"/>
-        </w:rPr>
-        <w:noBreakHyphen/>
-        <w:t>the</w:t>
-      </w:r>
-      <w:r>
-        <w:rPr>
-          <w:rFonts w:cstheme="minorHAnsi"/>
-          <w:sz w:val="18"/>
-          <w:szCs w:val="18"/>
-        </w:rPr>
-        <w:noBreakHyphen/>
-        <w:t>road pathway</w:t>
-      </w:r>
-      <w:r>
-        <w:rPr>
-          <w:rFonts w:cstheme="minorHAnsi"/>
-          <w:sz w:val="18"/>
-          <w:szCs w:val="18"/>
-        </w:rPr>
-        <w:t>, combined with</w:t>
-      </w:r>
-      <w:r>
-        <w:rPr>
-          <w:rFonts w:cstheme="minorHAnsi"/>
-          <w:sz w:val="18"/>
-          <w:szCs w:val="18"/>
-        </w:rPr>
-        <w:t xml:space="preserve"> three Representative Concentration Pathways (RCPs). Therefore, the exact scenarios derived from </w:t>
-      </w:r>
-      <w:r>
-        <w:rPr>
-          <w:rFonts w:cstheme="minorHAnsi"/>
-          <w:i/>
-          <w:sz w:val="18"/>
-          <w:szCs w:val="18"/>
-        </w:rPr>
-        <w:t>premise</w:t>
-      </w:r>
-      <w:r>
-        <w:rPr>
-          <w:rFonts w:cstheme="minorHAnsi"/>
-          <w:sz w:val="18"/>
-          <w:szCs w:val="18"/>
-        </w:rPr>
-        <w:t xml:space="preserve"> utilising the </w:t>
-      </w:r>
-      <w:r>
-        <w:rPr>
-          <w:rFonts w:cstheme="minorHAnsi"/>
-          <w:sz w:val="18"/>
-          <w:szCs w:val="18"/>
-        </w:rPr>
-        <w:t xml:space="preserve">results from the </w:t>
-      </w:r>
-      <w:r>
-        <w:rPr>
-          <w:rFonts w:cstheme="minorHAnsi"/>
-          <w:sz w:val="18"/>
-          <w:szCs w:val="18"/>
-        </w:rPr>
-        <w:t>IMAGE IAM are:</w:t>
-      </w:r>
-    </w:p>
-    <w:p>
-      <w:pPr>
-        <w:pStyle w:val="ListParagraph"/>
-        <w:numPr>
-          <w:ilvl w:val="0"/>
-          <w:numId w:val="2"/>
-        </w:numPr>
-        <w:spacing w:line="288" w:lineRule="auto"/>
-        <w:ind w:left="432" w:firstLine="0"/>
-        <w:jc w:val="both"/>
-        <w:rPr>
-          <w:rFonts w:cstheme="minorHAnsi"/>
-          <w:sz w:val="18"/>
-          <w:szCs w:val="18"/>
-        </w:rPr>
-      </w:pPr>
-      <w:r>
-        <w:rPr>
-          <w:rFonts w:cstheme="minorHAnsi"/>
-          <w:sz w:val="18"/>
-          <w:szCs w:val="18"/>
-        </w:rPr>
-        <w:t>SSP2</w:t>
-      </w:r>
-      <w:r>
-        <w:rPr>
-          <w:rFonts w:cstheme="minorHAnsi"/>
-          <w:sz w:val="18"/>
-          <w:szCs w:val="18"/>
-        </w:rPr>
-        <w:noBreakHyphen/>
-        <w:t>Base, limiting global mean surface temperature (GMST) to 3.5 C.</w:t>
-      </w:r>
-    </w:p>
-    <w:p>
-      <w:pPr>
-        <w:pStyle w:val="ListParagraph"/>
-        <w:numPr>
-          <w:ilvl w:val="0"/>
-          <w:numId w:val="2"/>
-        </w:numPr>
-        <w:spacing w:line="288" w:lineRule="auto"/>
-        <w:ind w:left="432" w:firstLine="0"/>
-        <w:jc w:val="both"/>
-        <w:rPr>
-          <w:rFonts w:cstheme="minorHAnsi"/>
-          <w:sz w:val="18"/>
-          <w:szCs w:val="18"/>
-        </w:rPr>
-      </w:pPr>
-      <w:r>
-        <w:rPr>
-          <w:rFonts w:cstheme="minorHAnsi"/>
-          <w:sz w:val="18"/>
-          <w:szCs w:val="18"/>
-        </w:rPr>
-        <w:t>SSP2</w:t>
-      </w:r>
-      <w:r>
-        <w:rPr>
-          <w:rFonts w:cstheme="minorHAnsi"/>
-          <w:sz w:val="18"/>
-          <w:szCs w:val="18"/>
-        </w:rPr>
-        <w:noBreakHyphen/>
-        <w:t xml:space="preserve">RCP26, </w:t>
-      </w:r>
-      <w:r>
-        <w:rPr>
-          <w:rFonts w:cstheme="minorHAnsi"/>
-          <w:sz w:val="18"/>
-          <w:szCs w:val="18"/>
-        </w:rPr>
-        <w:t>limiting GMST to 2 </w:t>
-      </w:r>
-      <w:r>
-        <w:rPr>
-          <w:rFonts w:cstheme="minorHAnsi"/>
-          <w:sz w:val="18"/>
-          <w:szCs w:val="18"/>
-          <w:lang w:val="en-GB"/>
-        </w:rPr>
-        <w:t>°</w:t>
-      </w:r>
-      <w:r>
-        <w:rPr>
-          <w:rFonts w:cstheme="minorHAnsi"/>
-          <w:sz w:val="18"/>
-          <w:szCs w:val="18"/>
-        </w:rPr>
-        <w:t>C</w:t>
-      </w:r>
-    </w:p>
-    <w:p>
-      <w:pPr>
-        <w:pStyle w:val="ListParagraph"/>
         <w:numPr>
           <w:ilvl w:val="0"/>
           <w:numId w:val="2"/>
         </w:numPr>
         <w:spacing w:after="0" w:line="288" w:lineRule="auto"/>
-        <w:ind w:left="432" w:firstLine="0"/>
         <w:jc w:val="both"/>
         <w:rPr>
           <w:rFonts w:cstheme="minorHAnsi"/>
           <w:sz w:val="18"/>
           <w:szCs w:val="18"/>
-        </w:rPr>
-      </w:pPr>
-      <w:r>
-        <w:rPr>
-          <w:rFonts w:cstheme="minorHAnsi"/>
-          <w:sz w:val="18"/>
-          <w:szCs w:val="18"/>
+          <w:lang w:val="en-US"/>
+        </w:rPr>
+      </w:pPr>
+      <w:r>
+        <w:rPr>
+          <w:rFonts w:cstheme="minorHAnsi"/>
+          <w:sz w:val="18"/>
+          <w:szCs w:val="18"/>
+          <w:lang w:val="en-US"/>
         </w:rPr>
         <w:t>SSP2</w:t>
       </w:r>
@@ -2226,24 +2234,16 @@
           <w:rFonts w:cstheme="minorHAnsi"/>
           <w:sz w:val="18"/>
           <w:szCs w:val="18"/>
+          <w:lang w:val="en-US"/>
         </w:rPr>
         <w:noBreakHyphen/>
-        <w:t>RCP19</w:t>
-      </w:r>
-      <w:r>
-        <w:rPr>
-          <w:rFonts w:cstheme="minorHAnsi"/>
-          <w:sz w:val="18"/>
-          <w:szCs w:val="18"/>
-        </w:rPr>
-        <w:t>, limiting GMST to 1.5 </w:t>
-      </w:r>
-      <w:r>
-        <w:rPr>
-          <w:rFonts w:cstheme="minorHAnsi"/>
-          <w:sz w:val="18"/>
-          <w:szCs w:val="18"/>
-          <w:lang w:val="en-GB"/>
+        <w:t>Base, limiting global mean surface temperature (GMST) to 3.5 </w:t>
+      </w:r>
+      <w:r>
+        <w:rPr>
+          <w:rFonts w:cstheme="minorHAnsi"/>
+          <w:sz w:val="18"/>
+          <w:szCs w:val="18"/>
         </w:rPr>
         <w:t>°</w:t>
       </w:r>
@@ -2252,12 +2252,117 @@
           <w:rFonts w:cstheme="minorHAnsi"/>
           <w:sz w:val="18"/>
           <w:szCs w:val="18"/>
-        </w:rPr>
-        <w:t>C</w:t>
+          <w:lang w:val="en-US"/>
+        </w:rPr>
+        <w:t>C.</w:t>
       </w:r>
     </w:p>
     <w:p>
       <w:pPr>
+        <w:numPr>
+          <w:ilvl w:val="0"/>
+          <w:numId w:val="2"/>
+        </w:numPr>
+        <w:spacing w:after="0" w:line="288" w:lineRule="auto"/>
+        <w:jc w:val="both"/>
+        <w:rPr>
+          <w:rFonts w:cstheme="minorHAnsi"/>
+          <w:sz w:val="18"/>
+          <w:szCs w:val="18"/>
+          <w:lang w:val="en-US"/>
+        </w:rPr>
+      </w:pPr>
+      <w:r>
+        <w:rPr>
+          <w:rFonts w:cstheme="minorHAnsi"/>
+          <w:sz w:val="18"/>
+          <w:szCs w:val="18"/>
+          <w:lang w:val="en-US"/>
+        </w:rPr>
+        <w:t>SSP2</w:t>
+      </w:r>
+      <w:r>
+        <w:rPr>
+          <w:rFonts w:cstheme="minorHAnsi"/>
+          <w:sz w:val="18"/>
+          <w:szCs w:val="18"/>
+          <w:lang w:val="en-US"/>
+        </w:rPr>
+        <w:noBreakHyphen/>
+        <w:t>RCP26, limiting GMST to 2 </w:t>
+      </w:r>
+      <w:r>
+        <w:rPr>
+          <w:rFonts w:cstheme="minorHAnsi"/>
+          <w:sz w:val="18"/>
+          <w:szCs w:val="18"/>
+        </w:rPr>
+        <w:t>°</w:t>
+      </w:r>
+      <w:r>
+        <w:rPr>
+          <w:rFonts w:cstheme="minorHAnsi"/>
+          <w:sz w:val="18"/>
+          <w:szCs w:val="18"/>
+          <w:lang w:val="en-US"/>
+        </w:rPr>
+        <w:t>C.</w:t>
+      </w:r>
+    </w:p>
+    <w:p>
+      <w:pPr>
+        <w:numPr>
+          <w:ilvl w:val="0"/>
+          <w:numId w:val="2"/>
+        </w:numPr>
+        <w:spacing w:after="0" w:line="288" w:lineRule="auto"/>
+        <w:jc w:val="both"/>
+        <w:rPr>
+          <w:rFonts w:cstheme="minorHAnsi"/>
+          <w:sz w:val="18"/>
+          <w:szCs w:val="18"/>
+          <w:lang w:val="en-US"/>
+        </w:rPr>
+      </w:pPr>
+      <w:r>
+        <w:rPr>
+          <w:rFonts w:cstheme="minorHAnsi"/>
+          <w:sz w:val="18"/>
+          <w:szCs w:val="18"/>
+          <w:lang w:val="en-US"/>
+        </w:rPr>
+        <w:t>SSP2</w:t>
+      </w:r>
+      <w:r>
+        <w:rPr>
+          <w:rFonts w:cstheme="minorHAnsi"/>
+          <w:sz w:val="18"/>
+          <w:szCs w:val="18"/>
+          <w:lang w:val="en-US"/>
+        </w:rPr>
+        <w:noBreakHyphen/>
+        <w:t>RCP19, limiting GMST to 1.5 </w:t>
+      </w:r>
+      <w:r>
+        <w:rPr>
+          <w:rFonts w:cstheme="minorHAnsi"/>
+          <w:sz w:val="18"/>
+          <w:szCs w:val="18"/>
+        </w:rPr>
+        <w:t>°</w:t>
+      </w:r>
+      <w:r>
+        <w:rPr>
+          <w:rFonts w:cstheme="minorHAnsi"/>
+          <w:sz w:val="18"/>
+          <w:szCs w:val="18"/>
+          <w:lang w:val="en-US"/>
+        </w:rPr>
+        <w:t>C.</w:t>
+      </w:r>
+    </w:p>
+    <w:p>
+      <w:pPr>
         <w:spacing w:line="288" w:lineRule="auto"/>
         <w:jc w:val="both"/>
         <w:rPr>
@@ -2352,65 +2457,24 @@
           <w:sz w:val="18"/>
           <w:szCs w:val="18"/>
         </w:rPr>
-        <w:t xml:space="preserve">The detailed methodology </w:t>
-      </w:r>
-      <w:r>
-        <w:rPr>
-          <w:rFonts w:cstheme="minorHAnsi"/>
-          <w:sz w:val="18"/>
-          <w:szCs w:val="18"/>
-        </w:rPr>
-        <w:t xml:space="preserve">was described </w:t>
-      </w:r>
-      <w:r>
-        <w:rPr>
-          <w:rFonts w:cstheme="minorHAnsi"/>
-          <w:sz w:val="18"/>
-          <w:szCs w:val="18"/>
-        </w:rPr>
-        <w:t xml:space="preserve">in the ESI, following editorial guidelines. In </w:t>
-      </w:r>
-      <w:r>
-        <w:rPr>
-          <w:rFonts w:cstheme="minorHAnsi"/>
-          <w:b/>
-          <w:sz w:val="18"/>
-          <w:szCs w:val="18"/>
-        </w:rPr>
-        <w:t>Section </w:t>
-      </w:r>
-      <w:r>
-        <w:rPr>
-          <w:rFonts w:cstheme="minorHAnsi"/>
-          <w:b/>
-          <w:sz w:val="18"/>
-          <w:szCs w:val="18"/>
-        </w:rPr>
-        <w:t>1</w:t>
-      </w:r>
-      <w:r>
-        <w:rPr>
-          <w:rFonts w:cstheme="minorHAnsi"/>
-          <w:sz w:val="18"/>
-          <w:szCs w:val="18"/>
-        </w:rPr>
-        <w:t xml:space="preserve"> of the ESI, we discuss the </w:t>
-      </w:r>
-      <w:r>
-        <w:rPr>
-          <w:rFonts w:cstheme="minorHAnsi"/>
-          <w:sz w:val="18"/>
-          <w:szCs w:val="18"/>
-        </w:rPr>
-        <w:t>impact assessment</w:t>
-      </w:r>
-      <w:r>
-        <w:rPr>
-          <w:rFonts w:cstheme="minorHAnsi"/>
-          <w:sz w:val="18"/>
-          <w:szCs w:val="18"/>
-        </w:rPr>
-        <w:t xml:space="preserve"> methods utilised in our study. In this work, we assess multiple impact categories to unearth potential trade</w:t>
+        <w:t xml:space="preserve">The detailed methodology was described in the ESI, following editorial guidelines. In </w:t>
+      </w:r>
+      <w:r>
+        <w:rPr>
+          <w:rFonts w:cstheme="minorHAnsi"/>
+          <w:b/>
+          <w:sz w:val="18"/>
+          <w:szCs w:val="18"/>
+        </w:rPr>
+        <w:t>Section 1</w:t>
+      </w:r>
+      <w:r>
+        <w:rPr>
+          <w:rFonts w:cstheme="minorHAnsi"/>
+          <w:sz w:val="18"/>
+          <w:szCs w:val="18"/>
+        </w:rPr>
+        <w:t xml:space="preserve"> of the ESI, we discuss the impact assessment methods utilised in our study. In this work, we assess multiple impact categories to shed light on potential trade</w:t>
       </w:r>
       <w:r>
         <w:rPr>
@@ -2428,7 +2492,24 @@
           <w:szCs w:val="18"/>
         </w:rPr>
         <w:noBreakHyphen/>
-        <w:t>year global warming potentials (GWPs) to evaluate the climate change impacts and the Environmental Footprint 3.0 (EF) methods to quantify 14 other impact categories such as acidification, freshwater ecotoxicity, freshwater eutrophication, marine eutrophication, terrestrial eutrophication, carcinogenic human toxicity, non</w:t>
+        <w:t>year global warming potentials (GWPs) to evaluate the climate change impacts, and the Environmental Footprint 3.0 (EF) methods to quantify 14 other impact categories (</w:t>
+      </w:r>
+      <w:r>
+        <w:rPr>
+          <w:rFonts w:cstheme="minorHAnsi"/>
+          <w:i/>
+          <w:sz w:val="18"/>
+          <w:szCs w:val="18"/>
+        </w:rPr>
+        <w:t>i.e.</w:t>
+      </w:r>
+      <w:r>
+        <w:rPr>
+          <w:rFonts w:cstheme="minorHAnsi"/>
+          <w:sz w:val="18"/>
+          <w:szCs w:val="18"/>
+        </w:rPr>
+        <w:t>, acidification, freshwater ecotoxicity, freshwater eutrophication, marine eutrophication, terrestrial eutrophication, carcinogenic human toxicity, non</w:t>
       </w:r>
       <w:r>
         <w:rPr>
@@ -2437,106 +2518,34 @@
           <w:szCs w:val="18"/>
         </w:rPr>
         <w:noBreakHyphen/>
-        <w:t xml:space="preserve">carcinogenic human toxicity, ionising radiation, photochemical ozone formation, fossil resource use, minerals and metals resource use, water use, particulate matter formation, and ozone depletion. </w:t>
-      </w:r>
-      <w:r>
-        <w:rPr>
-          <w:rFonts w:cstheme="minorHAnsi"/>
-          <w:b/>
-          <w:sz w:val="18"/>
-          <w:szCs w:val="18"/>
-        </w:rPr>
-        <w:t>A brief description of the impact categories employed in this study is provided in Section </w:t>
-      </w:r>
-      <w:r>
-        <w:rPr>
-          <w:rFonts w:cstheme="minorHAnsi"/>
-          <w:b/>
-          <w:sz w:val="18"/>
-          <w:szCs w:val="18"/>
-        </w:rPr>
-        <w:t>10</w:t>
-      </w:r>
-      <w:r>
-        <w:rPr>
-          <w:rFonts w:cstheme="minorHAnsi"/>
-          <w:b/>
-          <w:sz w:val="18"/>
-          <w:szCs w:val="18"/>
-        </w:rPr>
-        <w:t xml:space="preserve"> of the ESI. We have also expanded the methods section of the main manuscript to more clearly inform the readers about the </w:t>
-      </w:r>
-      <w:r>
-        <w:rPr>
-          <w:rFonts w:cstheme="minorHAnsi"/>
-          <w:b/>
-          <w:sz w:val="18"/>
-          <w:szCs w:val="18"/>
-        </w:rPr>
-        <w:t>impact assessment</w:t>
-      </w:r>
-      <w:r>
-        <w:rPr>
-          <w:rFonts w:cstheme="minorHAnsi"/>
-          <w:b/>
-          <w:sz w:val="18"/>
-          <w:szCs w:val="18"/>
-        </w:rPr>
-        <w:t xml:space="preserve"> methods employed in our study (page </w:t>
-      </w:r>
-      <w:r>
-        <w:rPr>
-          <w:rFonts w:cstheme="minorHAnsi"/>
-          <w:b/>
-          <w:sz w:val="18"/>
-          <w:szCs w:val="18"/>
-        </w:rPr>
-        <w:t>2</w:t>
-      </w:r>
-      <w:r>
-        <w:rPr>
-          <w:rFonts w:cstheme="minorHAnsi"/>
-          <w:b/>
-          <w:sz w:val="18"/>
-          <w:szCs w:val="18"/>
-        </w:rPr>
-        <w:t>, line </w:t>
-      </w:r>
-      <w:r>
-        <w:rPr>
-          <w:rFonts w:cstheme="minorHAnsi"/>
-          <w:b/>
-          <w:sz w:val="18"/>
-          <w:szCs w:val="18"/>
-        </w:rPr>
-        <w:t>49</w:t>
-      </w:r>
-      <w:r>
-        <w:rPr>
-          <w:rFonts w:cstheme="minorHAnsi"/>
-          <w:b/>
-          <w:sz w:val="18"/>
-          <w:szCs w:val="18"/>
-        </w:rPr>
-        <w:t xml:space="preserve">, </w:t>
-      </w:r>
-      <w:r>
-        <w:rPr>
-          <w:rFonts w:cstheme="minorHAnsi"/>
-          <w:b/>
-          <w:sz w:val="18"/>
-          <w:szCs w:val="18"/>
-        </w:rPr>
-        <w:t>left</w:t>
-      </w:r>
-      <w:r>
-        <w:rPr>
-          <w:rFonts w:cstheme="minorHAnsi"/>
-          <w:b/>
-          <w:sz w:val="18"/>
-          <w:szCs w:val="18"/>
-        </w:rPr>
-        <w:t> column).</w:t>
+        <w:t xml:space="preserve">carcinogenic human toxicity, ionising radiation, photochemical ozone formation, fossil resource use, minerals and metals resource use, water use, particulate matter formation, and ozone depletion). </w:t>
+      </w:r>
+      <w:r>
+        <w:rPr>
+          <w:rFonts w:cstheme="minorHAnsi"/>
+          <w:b/>
+          <w:sz w:val="18"/>
+          <w:szCs w:val="18"/>
+        </w:rPr>
+        <w:t>A brief description of the impact categories employed in this study is provided in Section 10 of the ESI. We have also expanded the methods section of the main manuscript to more clearly inform the readers about the impact assessment methods employed in our study (page 2, line </w:t>
+      </w:r>
+      <w:r>
+        <w:rPr>
+          <w:rFonts w:cstheme="minorHAnsi"/>
+          <w:b/>
+          <w:sz w:val="18"/>
+          <w:szCs w:val="18"/>
+        </w:rPr>
+        <w:t>52</w:t>
+      </w:r>
+      <w:r>
+        <w:rPr>
+          <w:rFonts w:cstheme="minorHAnsi"/>
+          <w:b/>
+          <w:sz w:val="18"/>
+          <w:szCs w:val="18"/>
+        </w:rPr>
+        <w:t>, left column).</w:t>
       </w:r>
     </w:p>
     <w:p>
@@ -2595,23 +2604,7 @@
           <w:sz w:val="18"/>
           <w:szCs w:val="18"/>
         </w:rPr>
-        <w:t xml:space="preserve">The inventories used for the technologies studied in this work </w:t>
-      </w:r>
-      <w:r>
-        <w:rPr>
-          <w:rFonts w:cstheme="minorHAnsi"/>
-          <w:sz w:val="18"/>
-          <w:szCs w:val="18"/>
-        </w:rPr>
-        <w:t>are</w:t>
-      </w:r>
-      <w:r>
-        <w:rPr>
-          <w:rFonts w:cstheme="minorHAnsi"/>
-          <w:sz w:val="18"/>
-          <w:szCs w:val="18"/>
-        </w:rPr>
-        <w:t xml:space="preserve"> either sourced from </w:t>
+        <w:t xml:space="preserve">The inventories used for the technologies studied in this work are either sourced from </w:t>
       </w:r>
       <w:r>
         <w:rPr>
@@ -2628,216 +2621,33 @@
           <w:sz w:val="18"/>
           <w:szCs w:val="18"/>
         </w:rPr>
-        <w:t xml:space="preserve"> or taken from</w:t>
-      </w:r>
-      <w:r>
-        <w:rPr>
-          <w:rFonts w:cstheme="minorHAnsi"/>
-          <w:sz w:val="18"/>
-          <w:szCs w:val="18"/>
-        </w:rPr>
-        <w:t xml:space="preserve"> the</w:t>
-      </w:r>
-      <w:r>
-        <w:rPr>
-          <w:rFonts w:cstheme="minorHAnsi"/>
-          <w:sz w:val="18"/>
-          <w:szCs w:val="18"/>
-        </w:rPr>
-        <w:t xml:space="preserve"> literature. Therefore, as we do not have process models describing or providing novel inventories for</w:t>
-      </w:r>
-      <w:r>
-        <w:rPr>
-          <w:rFonts w:cstheme="minorHAnsi"/>
-          <w:sz w:val="18"/>
-          <w:szCs w:val="18"/>
-        </w:rPr>
-        <w:t xml:space="preserve"> the</w:t>
-      </w:r>
-      <w:r>
-        <w:rPr>
-          <w:rFonts w:cstheme="minorHAnsi"/>
-          <w:sz w:val="18"/>
-          <w:szCs w:val="18"/>
-        </w:rPr>
-        <w:t xml:space="preserve"> technologies studied, we omit the inclusion of mass and energy balance</w:t>
-      </w:r>
-      <w:r>
-        <w:rPr>
-          <w:rFonts w:cstheme="minorHAnsi"/>
-          <w:sz w:val="18"/>
-          <w:szCs w:val="18"/>
-        </w:rPr>
-        <w:t>s</w:t>
-      </w:r>
-      <w:r>
-        <w:rPr>
-          <w:rFonts w:cstheme="minorHAnsi"/>
-          <w:sz w:val="18"/>
-          <w:szCs w:val="18"/>
-        </w:rPr>
-        <w:t xml:space="preserve"> for each production pathway for the chemicals studied. </w:t>
-      </w:r>
-      <w:r>
-        <w:rPr>
-          <w:rFonts w:cstheme="minorHAnsi"/>
-          <w:sz w:val="18"/>
-          <w:szCs w:val="18"/>
-        </w:rPr>
-        <w:t>We</w:t>
-      </w:r>
-      <w:r>
-        <w:rPr>
-          <w:rFonts w:cstheme="minorHAnsi"/>
-          <w:sz w:val="18"/>
-          <w:szCs w:val="18"/>
-        </w:rPr>
-        <w:t xml:space="preserve"> </w:t>
-      </w:r>
-      <w:r>
-        <w:rPr>
-          <w:rFonts w:cstheme="minorHAnsi"/>
-          <w:sz w:val="18"/>
-          <w:szCs w:val="18"/>
-        </w:rPr>
-        <w:t>would also like to shed light on the extended methods section in the ESI</w:t>
-      </w:r>
-      <w:r>
-        <w:rPr>
-          <w:rFonts w:cstheme="minorHAnsi"/>
-          <w:sz w:val="18"/>
-          <w:szCs w:val="18"/>
-        </w:rPr>
-        <w:t>,</w:t>
-      </w:r>
-      <w:r>
-        <w:rPr>
-          <w:rFonts w:cstheme="minorHAnsi"/>
-          <w:sz w:val="18"/>
-          <w:szCs w:val="18"/>
-        </w:rPr>
-        <w:t xml:space="preserve"> which delves deeper into the sources of these inventories. Specifically, </w:t>
-      </w:r>
-      <w:r>
-        <w:rPr>
-          <w:rFonts w:cstheme="minorHAnsi"/>
-          <w:b/>
-          <w:sz w:val="18"/>
-          <w:szCs w:val="18"/>
-        </w:rPr>
-        <w:t>Section </w:t>
-      </w:r>
-      <w:r>
-        <w:rPr>
-          <w:rFonts w:cstheme="minorHAnsi"/>
-          <w:b/>
-          <w:sz w:val="18"/>
-          <w:szCs w:val="18"/>
-        </w:rPr>
-        <w:t>2</w:t>
-      </w:r>
-      <w:r>
-        <w:rPr>
-          <w:rFonts w:cstheme="minorHAnsi"/>
-          <w:sz w:val="18"/>
-          <w:szCs w:val="18"/>
-        </w:rPr>
-        <w:t xml:space="preserve"> of the ESI briefly describes the source of mass and energy balances employed in this study. However, we agree with the Reviewer that information </w:t>
-      </w:r>
-      <w:r>
-        <w:rPr>
-          <w:rFonts w:cstheme="minorHAnsi"/>
-          <w:sz w:val="18"/>
-          <w:szCs w:val="18"/>
-        </w:rPr>
-        <w:t>on</w:t>
-      </w:r>
-      <w:r>
-        <w:rPr>
-          <w:rFonts w:cstheme="minorHAnsi"/>
-          <w:sz w:val="18"/>
-          <w:szCs w:val="18"/>
-        </w:rPr>
-        <w:t xml:space="preserve"> mass and energy balance</w:t>
-      </w:r>
-      <w:r>
-        <w:rPr>
-          <w:rFonts w:cstheme="minorHAnsi"/>
-          <w:sz w:val="18"/>
-          <w:szCs w:val="18"/>
-        </w:rPr>
-        <w:t>s</w:t>
-      </w:r>
-      <w:r>
-        <w:rPr>
-          <w:rFonts w:cstheme="minorHAnsi"/>
-          <w:sz w:val="18"/>
-          <w:szCs w:val="18"/>
-        </w:rPr>
-        <w:t xml:space="preserve"> can be improved. </w:t>
-      </w:r>
-      <w:r>
-        <w:rPr>
-          <w:rFonts w:cstheme="minorHAnsi"/>
-          <w:b/>
-          <w:sz w:val="18"/>
-          <w:szCs w:val="18"/>
-        </w:rPr>
-        <w:t>Therefore, we have included Table S</w:t>
-      </w:r>
-      <w:r>
-        <w:rPr>
-          <w:rFonts w:cstheme="minorHAnsi"/>
-          <w:b/>
-          <w:sz w:val="18"/>
-          <w:szCs w:val="18"/>
-        </w:rPr>
-        <w:t>1</w:t>
-      </w:r>
-      <w:r>
-        <w:rPr>
-          <w:rFonts w:cstheme="minorHAnsi"/>
-          <w:b/>
-          <w:sz w:val="18"/>
-          <w:szCs w:val="18"/>
-        </w:rPr>
-        <w:t xml:space="preserve"> in the ESI</w:t>
-      </w:r>
-      <w:r>
-        <w:rPr>
-          <w:rFonts w:cstheme="minorHAnsi"/>
-          <w:b/>
-          <w:sz w:val="18"/>
-          <w:szCs w:val="18"/>
-        </w:rPr>
-        <w:t>,</w:t>
-      </w:r>
-      <w:r>
-        <w:rPr>
-          <w:rFonts w:cstheme="minorHAnsi"/>
-          <w:b/>
-          <w:sz w:val="18"/>
-          <w:szCs w:val="18"/>
-        </w:rPr>
-        <w:t xml:space="preserve"> briefly summarising the original source of the inventories </w:t>
-      </w:r>
-      <w:r>
-        <w:rPr>
-          <w:rFonts w:cstheme="minorHAnsi"/>
-          <w:b/>
-          <w:sz w:val="18"/>
-          <w:szCs w:val="18"/>
-        </w:rPr>
-        <w:t>utilised</w:t>
-      </w:r>
-      <w:r>
-        <w:rPr>
-          <w:rFonts w:cstheme="minorHAnsi"/>
-          <w:b/>
-          <w:sz w:val="18"/>
-          <w:szCs w:val="18"/>
-        </w:rPr>
-        <w:t xml:space="preserve"> in our work.</w:t>
+        <w:t xml:space="preserve"> or taken from the literature. Therefore, as we do not have process models describing or providing novel inventories for the technologies studied, we omit the inclusion of mass and energy balances for each production pathway for the chemicals studied. We would also like to point the Reviewer to the extended methods section in the ESI, which delves deeper into the sources of these inventories. Specifically, </w:t>
+      </w:r>
+      <w:r>
+        <w:rPr>
+          <w:rFonts w:cstheme="minorHAnsi"/>
+          <w:b/>
+          <w:sz w:val="18"/>
+          <w:szCs w:val="18"/>
+        </w:rPr>
+        <w:t>Section 2</w:t>
+      </w:r>
+      <w:r>
+        <w:rPr>
+          <w:rFonts w:cstheme="minorHAnsi"/>
+          <w:sz w:val="18"/>
+          <w:szCs w:val="18"/>
+        </w:rPr>
+        <w:t xml:space="preserve"> of the ESI briefly describes the source of the mass and energy balances values employed in this study. However, we agree with the Reviewer that information on mass and energy balances could be improved. </w:t>
+      </w:r>
+      <w:r>
+        <w:rPr>
+          <w:rFonts w:cstheme="minorHAnsi"/>
+          <w:b/>
+          <w:sz w:val="18"/>
+          <w:szCs w:val="18"/>
+        </w:rPr>
+        <w:t>Therefore, we have included Table S1 in the ESI, briefly summarising the original source of the inventories utilised in our work.</w:t>
       </w:r>
     </w:p>
     <w:p>
@@ -2886,31 +2696,7 @@
           <w:sz w:val="18"/>
           <w:szCs w:val="18"/>
         </w:rPr>
-        <w:t xml:space="preserve">We thank the Reviewer for their suggestion to improve clarity regarding the geography considered. </w:t>
-      </w:r>
-      <w:r>
-        <w:rPr>
-          <w:rFonts w:cstheme="minorHAnsi"/>
-          <w:sz w:val="18"/>
-          <w:szCs w:val="18"/>
-        </w:rPr>
-        <w:t>The assessments are carried out on a global level</w:t>
-      </w:r>
-      <w:r>
-        <w:rPr>
-          <w:rFonts w:cstheme="minorHAnsi"/>
-          <w:sz w:val="18"/>
-          <w:szCs w:val="18"/>
-        </w:rPr>
-        <w:t xml:space="preserve"> </w:t>
-      </w:r>
-      <w:r>
-        <w:rPr>
-          <w:rFonts w:cstheme="minorHAnsi"/>
-          <w:sz w:val="18"/>
-          <w:szCs w:val="18"/>
-        </w:rPr>
-        <w:t xml:space="preserve">(captions of </w:t>
+        <w:t xml:space="preserve">We thank the Reviewer for their suggestion to improve clarity regarding the geographical dimension of the assessment. The assessments are carried out on a global level (captions of </w:t>
       </w:r>
       <w:r>
         <w:rPr>
@@ -2961,55 +2747,7 @@
           <w:sz w:val="18"/>
           <w:szCs w:val="18"/>
         </w:rPr>
-        <w:t xml:space="preserve"> </w:t>
-      </w:r>
-      <w:r>
-        <w:rPr>
-          <w:rFonts w:cstheme="minorHAnsi"/>
-          <w:sz w:val="18"/>
-          <w:szCs w:val="18"/>
-        </w:rPr>
-        <w:t>in</w:t>
-      </w:r>
-      <w:r>
-        <w:rPr>
-          <w:rFonts w:cstheme="minorHAnsi"/>
-          <w:sz w:val="18"/>
-          <w:szCs w:val="18"/>
-        </w:rPr>
-        <w:t xml:space="preserve"> the main manuscript</w:t>
-      </w:r>
-      <w:r>
-        <w:rPr>
-          <w:rFonts w:cstheme="minorHAnsi"/>
-          <w:sz w:val="18"/>
-          <w:szCs w:val="18"/>
-        </w:rPr>
-        <w:t>).</w:t>
-      </w:r>
-      <w:r>
-        <w:rPr>
-          <w:rFonts w:cstheme="minorHAnsi"/>
-          <w:sz w:val="18"/>
-          <w:szCs w:val="18"/>
-        </w:rPr>
-        <w:t xml:space="preserve"> </w:t>
-      </w:r>
-      <w:r>
-        <w:rPr>
-          <w:rFonts w:cstheme="minorHAnsi"/>
-          <w:sz w:val="18"/>
-          <w:szCs w:val="18"/>
-        </w:rPr>
-        <w:t>F</w:t>
-      </w:r>
-      <w:r>
-        <w:rPr>
-          <w:rFonts w:cstheme="minorHAnsi"/>
-          <w:sz w:val="18"/>
-          <w:szCs w:val="18"/>
-        </w:rPr>
-        <w:t xml:space="preserve">or the regional assessment shown in </w:t>
+        <w:t xml:space="preserve"> in the main manuscript). For the regional assessment shown in </w:t>
       </w:r>
       <w:r>
         <w:rPr>
@@ -3026,80 +2764,7 @@
           <w:sz w:val="18"/>
           <w:szCs w:val="18"/>
         </w:rPr>
-        <w:t xml:space="preserve"> of the main manuscript</w:t>
-      </w:r>
-      <w:r>
-        <w:rPr>
-          <w:rFonts w:cstheme="minorHAnsi"/>
-          <w:sz w:val="18"/>
-          <w:szCs w:val="18"/>
-        </w:rPr>
-        <w:t>,</w:t>
-      </w:r>
-      <w:r>
-        <w:rPr>
-          <w:rFonts w:cstheme="minorHAnsi"/>
-          <w:sz w:val="18"/>
-          <w:szCs w:val="18"/>
-        </w:rPr>
-        <w:t xml:space="preserve"> we selected the most representative datasets in alignment with the regional scope of our analysis. When the data </w:t>
-      </w:r>
-      <w:r>
-        <w:rPr>
-          <w:rFonts w:cstheme="minorHAnsi"/>
-          <w:sz w:val="18"/>
-          <w:szCs w:val="18"/>
-        </w:rPr>
-        <w:lastRenderedPageBreak/>
-        <w:t>for specific countr</w:t>
-      </w:r>
-      <w:r>
-        <w:rPr>
-          <w:rFonts w:cstheme="minorHAnsi"/>
-          <w:sz w:val="18"/>
-          <w:szCs w:val="18"/>
-        </w:rPr>
-        <w:t>ies</w:t>
-      </w:r>
-      <w:r>
-        <w:rPr>
-          <w:rFonts w:cstheme="minorHAnsi"/>
-          <w:sz w:val="18"/>
-          <w:szCs w:val="18"/>
-        </w:rPr>
-        <w:t xml:space="preserve"> or region</w:t>
-      </w:r>
-      <w:r>
-        <w:rPr>
-          <w:rFonts w:cstheme="minorHAnsi"/>
-          <w:sz w:val="18"/>
-          <w:szCs w:val="18"/>
-        </w:rPr>
-        <w:t>s</w:t>
-      </w:r>
-      <w:r>
-        <w:rPr>
-          <w:rFonts w:cstheme="minorHAnsi"/>
-          <w:sz w:val="18"/>
-          <w:szCs w:val="18"/>
-        </w:rPr>
-        <w:t xml:space="preserve"> </w:t>
-      </w:r>
-      <w:r>
-        <w:rPr>
-          <w:rFonts w:cstheme="minorHAnsi"/>
-          <w:sz w:val="18"/>
-          <w:szCs w:val="18"/>
-        </w:rPr>
-        <w:t>were</w:t>
-      </w:r>
-      <w:r>
-        <w:rPr>
-          <w:rFonts w:cstheme="minorHAnsi"/>
-          <w:sz w:val="18"/>
-          <w:szCs w:val="18"/>
-        </w:rPr>
-        <w:t xml:space="preserve"> not available, we utilised the global (GLO) or rest</w:t>
+        <w:t xml:space="preserve"> of the main manuscript, we selected the most representative datasets in alignment with the regional scope of our analysis. When the data for specific countries or regions were not available, we utilised the global (GLO) or rest</w:t>
       </w:r>
       <w:r>
         <w:rPr>
@@ -3144,61 +2809,34 @@
           <w:sz w:val="18"/>
           <w:szCs w:val="18"/>
         </w:rPr>
-        <w:t>In response to the Reviewer’s suggestion</w:t>
-      </w:r>
-      <w:r>
-        <w:rPr>
-          <w:rFonts w:cstheme="minorHAnsi"/>
-          <w:b/>
-          <w:sz w:val="18"/>
-          <w:szCs w:val="18"/>
-        </w:rPr>
-        <w:t>,</w:t>
-      </w:r>
-      <w:r>
-        <w:rPr>
-          <w:rFonts w:cstheme="minorHAnsi"/>
-          <w:b/>
-          <w:sz w:val="18"/>
-          <w:szCs w:val="18"/>
-        </w:rPr>
-        <w:t xml:space="preserve"> we have included text in the discussion of results for Fig. 1, 2, and 3 to </w:t>
-      </w:r>
-      <w:r>
-        <w:rPr>
-          <w:rFonts w:cstheme="minorHAnsi"/>
-          <w:b/>
-          <w:sz w:val="18"/>
-          <w:szCs w:val="18"/>
-        </w:rPr>
-        <w:t>further clarify that these analyses are carried out on a global level (page </w:t>
-      </w:r>
-      <w:r>
-        <w:rPr>
-          <w:rFonts w:cstheme="minorHAnsi"/>
-          <w:b/>
-          <w:sz w:val="18"/>
-          <w:szCs w:val="18"/>
-        </w:rPr>
-        <w:t>2</w:t>
-      </w:r>
-      <w:r>
-        <w:rPr>
-          <w:rFonts w:cstheme="minorHAnsi"/>
-          <w:b/>
-          <w:sz w:val="18"/>
-          <w:szCs w:val="18"/>
-        </w:rPr>
-        <w:t>, line </w:t>
-      </w:r>
-      <w:r>
-        <w:rPr>
-          <w:rFonts w:cstheme="minorHAnsi"/>
-          <w:b/>
-          <w:sz w:val="18"/>
-          <w:szCs w:val="18"/>
-        </w:rPr>
-        <w:t>22</w:t>
+        <w:t>In response to the Reviewer’s suggestion, we have included text in the discussion of results for Fig. 1, 2, and 3 to further clarify that these analyses are carried out on a global level (page 2, line 2</w:t>
+      </w:r>
+      <w:r>
+        <w:rPr>
+          <w:rFonts w:cstheme="minorHAnsi"/>
+          <w:b/>
+          <w:sz w:val="18"/>
+          <w:szCs w:val="18"/>
+        </w:rPr>
+        <w:t>7</w:t>
+      </w:r>
+      <w:r>
+        <w:rPr>
+          <w:rFonts w:cstheme="minorHAnsi"/>
+          <w:b/>
+          <w:sz w:val="18"/>
+          <w:szCs w:val="18"/>
+        </w:rPr>
+        <w:t>, right column) and (page 5, line </w:t>
+      </w:r>
+      <w:r>
+        <w:rPr>
+          <w:rFonts w:cstheme="minorHAnsi"/>
+          <w:b/>
+          <w:sz w:val="18"/>
+          <w:szCs w:val="18"/>
+        </w:rPr>
+        <w:t>1</w:t>
       </w:r>
       <w:r>
         <w:rPr>
@@ -3225,79 +2863,7 @@
           <w:sz w:val="18"/>
           <w:szCs w:val="18"/>
         </w:rPr>
-        <w:t> column)</w:t>
-      </w:r>
-      <w:r>
-        <w:rPr>
-          <w:rFonts w:cstheme="minorHAnsi"/>
-          <w:b/>
-          <w:sz w:val="18"/>
-          <w:szCs w:val="18"/>
-        </w:rPr>
-        <w:t xml:space="preserve"> and (page </w:t>
-      </w:r>
-      <w:r>
-        <w:rPr>
-          <w:rFonts w:cstheme="minorHAnsi"/>
-          <w:b/>
-          <w:sz w:val="18"/>
-          <w:szCs w:val="18"/>
-        </w:rPr>
-        <w:t>5</w:t>
-      </w:r>
-      <w:r>
-        <w:rPr>
-          <w:rFonts w:cstheme="minorHAnsi"/>
-          <w:b/>
-          <w:sz w:val="18"/>
-          <w:szCs w:val="18"/>
-        </w:rPr>
-        <w:t>, line </w:t>
-      </w:r>
-      <w:r>
-        <w:rPr>
-          <w:rFonts w:cstheme="minorHAnsi"/>
-          <w:b/>
-          <w:sz w:val="18"/>
-          <w:szCs w:val="18"/>
-        </w:rPr>
-        <w:t>48</w:t>
-      </w:r>
-      <w:r>
-        <w:rPr>
-          <w:rFonts w:cstheme="minorHAnsi"/>
-          <w:b/>
-          <w:sz w:val="18"/>
-          <w:szCs w:val="18"/>
-        </w:rPr>
-        <w:t xml:space="preserve">, </w:t>
-      </w:r>
-      <w:r>
-        <w:rPr>
-          <w:rFonts w:cstheme="minorHAnsi"/>
-          <w:b/>
-          <w:sz w:val="18"/>
-          <w:szCs w:val="18"/>
-        </w:rPr>
-        <w:t>left</w:t>
-      </w:r>
-      <w:r>
-        <w:rPr>
-          <w:rFonts w:cstheme="minorHAnsi"/>
-          <w:b/>
-          <w:sz w:val="18"/>
-          <w:szCs w:val="18"/>
-        </w:rPr>
-        <w:t> column)</w:t>
-      </w:r>
-      <w:r>
-        <w:rPr>
-          <w:rFonts w:cstheme="minorHAnsi"/>
-          <w:b/>
-          <w:sz w:val="18"/>
-          <w:szCs w:val="18"/>
-        </w:rPr>
-        <w:t>.</w:t>
+        <w:t> column).</w:t>
       </w:r>
     </w:p>
     <w:p>
@@ -3374,55 +2940,7 @@
           <w:szCs w:val="18"/>
         </w:rPr>
         <w:noBreakHyphen/>
-        <w:t>gate analysis</w:t>
-      </w:r>
-      <w:r>
-        <w:rPr>
-          <w:rFonts w:cstheme="minorHAnsi"/>
-          <w:sz w:val="18"/>
-          <w:szCs w:val="18"/>
-        </w:rPr>
-        <w:t xml:space="preserve"> (see captions of all figures)</w:t>
-      </w:r>
-      <w:r>
-        <w:rPr>
-          <w:rFonts w:cstheme="minorHAnsi"/>
-          <w:sz w:val="18"/>
-          <w:szCs w:val="18"/>
-        </w:rPr>
-        <w:t xml:space="preserve">. Moreover, the methods section also </w:t>
-      </w:r>
-      <w:r>
-        <w:rPr>
-          <w:rFonts w:cstheme="minorHAnsi"/>
-          <w:sz w:val="18"/>
-          <w:szCs w:val="18"/>
-        </w:rPr>
-        <w:t>emphasises</w:t>
-      </w:r>
-      <w:r>
-        <w:rPr>
-          <w:rFonts w:cstheme="minorHAnsi"/>
-          <w:sz w:val="18"/>
-          <w:szCs w:val="18"/>
-        </w:rPr>
-        <w:t xml:space="preserve"> that this work </w:t>
-      </w:r>
-      <w:r>
-        <w:rPr>
-          <w:rFonts w:cstheme="minorHAnsi"/>
-          <w:sz w:val="18"/>
-          <w:szCs w:val="18"/>
-        </w:rPr>
-        <w:t>evaluates the</w:t>
-      </w:r>
-      <w:r>
-        <w:rPr>
-          <w:rFonts w:cstheme="minorHAnsi"/>
-          <w:sz w:val="18"/>
-          <w:szCs w:val="18"/>
-        </w:rPr>
-        <w:t xml:space="preserve"> cradle</w:t>
+        <w:t>gate analysis (see captions of all figures). Moreover, the methods section also emphasises that this work evaluates the cradle</w:t>
       </w:r>
       <w:r>
         <w:rPr>
@@ -3440,23 +2958,7 @@
           <w:szCs w:val="18"/>
         </w:rPr>
         <w:noBreakHyphen/>
-        <w:t xml:space="preserve">gate </w:t>
-      </w:r>
-      <w:r>
-        <w:rPr>
-          <w:rFonts w:cstheme="minorHAnsi"/>
-          <w:sz w:val="18"/>
-          <w:szCs w:val="18"/>
-        </w:rPr>
-        <w:t>impacts</w:t>
-      </w:r>
-      <w:r>
-        <w:rPr>
-          <w:rFonts w:cstheme="minorHAnsi"/>
-          <w:sz w:val="18"/>
-          <w:szCs w:val="18"/>
-        </w:rPr>
-        <w:t>, encompassing all relevant inputs and outputs from both the technosphere and biosphere necessary for chemical production. A cradle</w:t>
+        <w:t>gate impacts, encompassing all relevant inputs and outputs from both the technosphere and biosphere necessary for chemical production. A cradle</w:t>
       </w:r>
       <w:r>
         <w:rPr>
@@ -3483,133 +2985,43 @@
           <w:sz w:val="18"/>
           <w:szCs w:val="18"/>
         </w:rPr>
-        <w:t xml:space="preserve">In </w:t>
-      </w:r>
-      <w:r>
-        <w:rPr>
-          <w:rFonts w:cstheme="minorHAnsi"/>
-          <w:b/>
-          <w:sz w:val="18"/>
-          <w:szCs w:val="18"/>
-        </w:rPr>
-        <w:t>response</w:t>
-      </w:r>
-      <w:r>
-        <w:rPr>
-          <w:rFonts w:cstheme="minorHAnsi"/>
-          <w:b/>
-          <w:sz w:val="18"/>
-          <w:szCs w:val="18"/>
-        </w:rPr>
-        <w:t xml:space="preserve"> to the Reviewer’s comment, we have further enhanced the contextualisation in the main manuscript to provide clarification to our readers (page </w:t>
-      </w:r>
-      <w:r>
-        <w:rPr>
-          <w:rFonts w:cstheme="minorHAnsi"/>
-          <w:b/>
-          <w:sz w:val="18"/>
-          <w:szCs w:val="18"/>
-        </w:rPr>
-        <w:t>2</w:t>
-      </w:r>
-      <w:r>
-        <w:rPr>
-          <w:rFonts w:cstheme="minorHAnsi"/>
-          <w:b/>
-          <w:sz w:val="18"/>
-          <w:szCs w:val="18"/>
-        </w:rPr>
-        <w:t>, line </w:t>
-      </w:r>
-      <w:r>
-        <w:rPr>
-          <w:rFonts w:cstheme="minorHAnsi"/>
-          <w:b/>
-          <w:sz w:val="18"/>
-          <w:szCs w:val="18"/>
-        </w:rPr>
-        <w:t>16</w:t>
-      </w:r>
-      <w:r>
-        <w:rPr>
-          <w:rFonts w:cstheme="minorHAnsi"/>
-          <w:b/>
-          <w:sz w:val="18"/>
-          <w:szCs w:val="18"/>
-        </w:rPr>
-        <w:t xml:space="preserve">, </w:t>
-      </w:r>
-      <w:r>
-        <w:rPr>
-          <w:rFonts w:cstheme="minorHAnsi"/>
-          <w:b/>
-          <w:sz w:val="18"/>
-          <w:szCs w:val="18"/>
-        </w:rPr>
-        <w:t>left</w:t>
-      </w:r>
-      <w:r>
-        <w:rPr>
-          <w:rFonts w:cstheme="minorHAnsi"/>
-          <w:b/>
-          <w:sz w:val="18"/>
-          <w:szCs w:val="18"/>
-        </w:rPr>
-        <w:t> column) and (page </w:t>
-      </w:r>
-      <w:r>
-        <w:rPr>
-          <w:rFonts w:cstheme="minorHAnsi"/>
-          <w:b/>
-          <w:sz w:val="18"/>
-          <w:szCs w:val="18"/>
-        </w:rPr>
-        <w:t>2</w:t>
-      </w:r>
-      <w:r>
-        <w:rPr>
-          <w:rFonts w:cstheme="minorHAnsi"/>
-          <w:b/>
-          <w:sz w:val="18"/>
-          <w:szCs w:val="18"/>
-        </w:rPr>
-        <w:t>, line </w:t>
-      </w:r>
-      <w:r>
-        <w:rPr>
-          <w:rFonts w:cstheme="minorHAnsi"/>
-          <w:b/>
-          <w:sz w:val="18"/>
-          <w:szCs w:val="18"/>
-        </w:rPr>
-        <w:t>20</w:t>
-      </w:r>
-      <w:r>
-        <w:rPr>
-          <w:rFonts w:cstheme="minorHAnsi"/>
-          <w:b/>
-          <w:sz w:val="18"/>
-          <w:szCs w:val="18"/>
-        </w:rPr>
-        <w:t xml:space="preserve">, </w:t>
-      </w:r>
-      <w:r>
-        <w:rPr>
-          <w:rFonts w:cstheme="minorHAnsi"/>
-          <w:b/>
-          <w:sz w:val="18"/>
-          <w:szCs w:val="18"/>
-        </w:rPr>
-        <w:t>right</w:t>
-      </w:r>
-      <w:r>
-        <w:rPr>
-          <w:rFonts w:cstheme="minorHAnsi"/>
-          <w:b/>
-          <w:sz w:val="18"/>
-          <w:szCs w:val="18"/>
-        </w:rPr>
-        <w:t> column).</w:t>
+        <w:t>In response to the Reviewer’s comment, we have further enhanced the contextualisation in the main manuscript to provide clarification to our readers (page 2, line </w:t>
+      </w:r>
+      <w:r>
+        <w:rPr>
+          <w:rFonts w:cstheme="minorHAnsi"/>
+          <w:b/>
+          <w:sz w:val="18"/>
+          <w:szCs w:val="18"/>
+        </w:rPr>
+        <w:t>19</w:t>
+      </w:r>
+      <w:r>
+        <w:rPr>
+          <w:rFonts w:cstheme="minorHAnsi"/>
+          <w:b/>
+          <w:sz w:val="18"/>
+          <w:szCs w:val="18"/>
+        </w:rPr>
+        <w:t>, left column) and (page 2, line 2</w:t>
+      </w:r>
+      <w:r>
+        <w:rPr>
+          <w:rFonts w:cstheme="minorHAnsi"/>
+          <w:b/>
+          <w:sz w:val="18"/>
+          <w:szCs w:val="18"/>
+        </w:rPr>
+        <w:t>5</w:t>
+      </w:r>
+      <w:r>
+        <w:rPr>
+          <w:rFonts w:cstheme="minorHAnsi"/>
+          <w:b/>
+          <w:sz w:val="18"/>
+          <w:szCs w:val="18"/>
+        </w:rPr>
+        <w:t>, right column).</w:t>
       </w:r>
     </w:p>
     <w:p>
@@ -3732,61 +3144,25 @@
           <w:sz w:val="18"/>
           <w:szCs w:val="18"/>
         </w:rPr>
-        <w:t xml:space="preserve"> utilised in our study (page </w:t>
-      </w:r>
-      <w:r>
-        <w:rPr>
-          <w:rFonts w:cstheme="minorHAnsi"/>
-          <w:b/>
-          <w:sz w:val="18"/>
-          <w:szCs w:val="18"/>
-        </w:rPr>
-        <w:t>2</w:t>
-      </w:r>
-      <w:r>
-        <w:rPr>
-          <w:rFonts w:cstheme="minorHAnsi"/>
-          <w:b/>
-          <w:sz w:val="18"/>
-          <w:szCs w:val="18"/>
-        </w:rPr>
-        <w:t>, line </w:t>
-      </w:r>
-      <w:r>
-        <w:rPr>
-          <w:rFonts w:cstheme="minorHAnsi"/>
-          <w:b/>
-          <w:sz w:val="18"/>
-          <w:szCs w:val="18"/>
-        </w:rPr>
-        <w:t>48</w:t>
-      </w:r>
-      <w:r>
-        <w:rPr>
-          <w:rFonts w:cstheme="minorHAnsi"/>
-          <w:b/>
-          <w:sz w:val="18"/>
-          <w:szCs w:val="18"/>
-        </w:rPr>
-        <w:t xml:space="preserve">, </w:t>
-      </w:r>
-      <w:r>
-        <w:rPr>
-          <w:rFonts w:cstheme="minorHAnsi"/>
-          <w:b/>
-          <w:sz w:val="18"/>
-          <w:szCs w:val="18"/>
-        </w:rPr>
-        <w:t>left</w:t>
-      </w:r>
-      <w:r>
-        <w:rPr>
-          <w:rFonts w:cstheme="minorHAnsi"/>
-          <w:b/>
-          <w:sz w:val="18"/>
-          <w:szCs w:val="18"/>
-        </w:rPr>
-        <w:t xml:space="preserve"> column). Additionally, appropriate changes have been made in the ESI to include the version of </w:t>
+        <w:t xml:space="preserve"> utilised in our study (page 2, line </w:t>
+      </w:r>
+      <w:r>
+        <w:rPr>
+          <w:rFonts w:cstheme="minorHAnsi"/>
+          <w:b/>
+          <w:sz w:val="18"/>
+          <w:szCs w:val="18"/>
+        </w:rPr>
+        <w:t>51</w:t>
+      </w:r>
+      <w:r>
+        <w:rPr>
+          <w:rFonts w:cstheme="minorHAnsi"/>
+          <w:b/>
+          <w:sz w:val="18"/>
+          <w:szCs w:val="18"/>
+        </w:rPr>
+        <w:t xml:space="preserve">, left column). Additionally, appropriate changes have been made in the ESI to include the version of </w:t>
       </w:r>
       <w:r>
         <w:rPr>
@@ -3855,217 +3231,11 @@
           <w:sz w:val="18"/>
           <w:szCs w:val="18"/>
         </w:rPr>
-        <w:t xml:space="preserve">We thank the Reviewer for highlighting this aspect. </w:t>
-      </w:r>
-      <w:r>
-        <w:rPr>
-          <w:rFonts w:cstheme="minorHAnsi"/>
-          <w:sz w:val="18"/>
-          <w:szCs w:val="18"/>
-        </w:rPr>
-        <w:t>T</w:t>
-      </w:r>
-      <w:r>
-        <w:rPr>
-          <w:rFonts w:cstheme="minorHAnsi"/>
-          <w:sz w:val="18"/>
-          <w:szCs w:val="18"/>
-        </w:rPr>
-        <w:t>he statement refers to the omission of scope 2 (partially) and scope 3 emissions in current environmental assessments of chemicals.</w:t>
-      </w:r>
-      <w:r>
-        <w:rPr>
-          <w:rFonts w:cstheme="minorHAnsi"/>
-          <w:sz w:val="18"/>
-          <w:szCs w:val="18"/>
-        </w:rPr>
-        <w:t xml:space="preserve"> </w:t>
-      </w:r>
-      <w:r>
-        <w:rPr>
-          <w:rFonts w:cstheme="minorHAnsi"/>
-          <w:sz w:val="18"/>
-          <w:szCs w:val="18"/>
-        </w:rPr>
-        <w:t>The</w:t>
-      </w:r>
-      <w:r>
-        <w:rPr>
-          <w:rFonts w:cstheme="minorHAnsi"/>
-          <w:sz w:val="18"/>
-          <w:szCs w:val="18"/>
-        </w:rPr>
-        <w:t xml:space="preserve"> majority of </w:t>
-      </w:r>
-      <w:r>
-        <w:rPr>
-          <w:rFonts w:cstheme="minorHAnsi"/>
-          <w:sz w:val="18"/>
-          <w:szCs w:val="18"/>
-        </w:rPr>
-        <w:t>prior</w:t>
-      </w:r>
-      <w:r>
-        <w:rPr>
-          <w:rFonts w:cstheme="minorHAnsi"/>
-          <w:sz w:val="18"/>
-          <w:szCs w:val="18"/>
-        </w:rPr>
-        <w:t xml:space="preserve"> LCA studies often assume that chemical production occurs under the existing energy system and global supply chains, neglecting forthcoming decarbonisation efforts. A limited number of studies have considered future electricity scenarios, but their focus has predominantly been on the electricity used directly for chemical production, disregarding changes in the electricity mixes employed throughout the entire value chain. This approach may partially address the</w:t>
-      </w:r>
-      <w:r>
-        <w:rPr>
-          <w:rFonts w:cstheme="minorHAnsi"/>
-          <w:sz w:val="18"/>
-          <w:szCs w:val="18"/>
-        </w:rPr>
-        <w:t xml:space="preserve"> </w:t>
-      </w:r>
-      <w:r>
-        <w:rPr>
-          <w:rFonts w:cstheme="minorHAnsi"/>
-          <w:sz w:val="18"/>
-          <w:szCs w:val="18"/>
-        </w:rPr>
-        <w:t>mitigation of scope 2 emissions, yet it leaves scope 3 emissions at their current levels</w:t>
-      </w:r>
-      <w:r>
-        <w:rPr>
-          <w:rFonts w:cstheme="minorHAnsi"/>
-          <w:sz w:val="18"/>
-          <w:szCs w:val="18"/>
-        </w:rPr>
-        <w:t>,</w:t>
-      </w:r>
-      <w:r>
-        <w:rPr>
-          <w:rFonts w:cstheme="minorHAnsi"/>
-          <w:sz w:val="18"/>
-          <w:szCs w:val="18"/>
-        </w:rPr>
-        <w:t xml:space="preserve"> potentially resulting in an overestimation of the impacts. Overall, a comprehensive analysis of the environmental impacts of chemical production in the context of a decarbonising global economy is still missing. In this work, we aim to carry out such an assessment, which could be essential for policymakers and stakeholders to make informed decisions. </w:t>
-      </w:r>
-      <w:r>
-        <w:rPr>
-          <w:rFonts w:cstheme="minorHAnsi"/>
-          <w:b/>
-          <w:sz w:val="18"/>
-          <w:szCs w:val="18"/>
-        </w:rPr>
-        <w:t xml:space="preserve">In </w:t>
-      </w:r>
-      <w:r>
-        <w:rPr>
-          <w:rFonts w:cstheme="minorHAnsi"/>
-          <w:b/>
-          <w:sz w:val="18"/>
-          <w:szCs w:val="18"/>
-        </w:rPr>
-        <w:t>response to the Reviewer</w:t>
-      </w:r>
-      <w:r>
-        <w:rPr>
-          <w:rFonts w:cstheme="minorHAnsi"/>
-          <w:b/>
-          <w:sz w:val="18"/>
-          <w:szCs w:val="18"/>
-        </w:rPr>
-        <w:t>’</w:t>
-      </w:r>
-      <w:r>
-        <w:rPr>
-          <w:rFonts w:cstheme="minorHAnsi"/>
-          <w:b/>
-          <w:sz w:val="18"/>
-          <w:szCs w:val="18"/>
-        </w:rPr>
-        <w:t>s comment</w:t>
-      </w:r>
-      <w:r>
-        <w:rPr>
-          <w:rFonts w:cstheme="minorHAnsi"/>
-          <w:b/>
-          <w:sz w:val="18"/>
-          <w:szCs w:val="18"/>
-        </w:rPr>
-        <w:t xml:space="preserve">, the first paragraph of the introduction has been </w:t>
-      </w:r>
-      <w:r>
-        <w:rPr>
-          <w:rFonts w:cstheme="minorHAnsi"/>
-          <w:b/>
-          <w:sz w:val="18"/>
-          <w:szCs w:val="18"/>
-        </w:rPr>
-        <w:t>modified</w:t>
-      </w:r>
-      <w:r>
-        <w:rPr>
-          <w:rFonts w:cstheme="minorHAnsi"/>
-          <w:b/>
-          <w:sz w:val="18"/>
-          <w:szCs w:val="18"/>
-        </w:rPr>
-        <w:t xml:space="preserve"> to </w:t>
-      </w:r>
-      <w:r>
-        <w:rPr>
-          <w:rFonts w:cstheme="minorHAnsi"/>
-          <w:b/>
-          <w:sz w:val="18"/>
-          <w:szCs w:val="18"/>
-        </w:rPr>
-        <w:t>provide further</w:t>
-      </w:r>
-      <w:r>
-        <w:rPr>
-          <w:rFonts w:cstheme="minorHAnsi"/>
-          <w:b/>
-          <w:sz w:val="18"/>
-          <w:szCs w:val="18"/>
-        </w:rPr>
-        <w:t xml:space="preserve"> clarity</w:t>
-      </w:r>
-      <w:r>
-        <w:rPr>
-          <w:rFonts w:cstheme="minorHAnsi"/>
-          <w:b/>
-          <w:sz w:val="18"/>
-          <w:szCs w:val="18"/>
-        </w:rPr>
-        <w:t xml:space="preserve"> (page </w:t>
-      </w:r>
-      <w:r>
-        <w:rPr>
-          <w:rFonts w:cstheme="minorHAnsi"/>
-          <w:b/>
-          <w:sz w:val="18"/>
-          <w:szCs w:val="18"/>
-        </w:rPr>
-        <w:t>1</w:t>
-      </w:r>
-      <w:r>
-        <w:rPr>
-          <w:rFonts w:cstheme="minorHAnsi"/>
-          <w:b/>
-          <w:sz w:val="18"/>
-          <w:szCs w:val="18"/>
-        </w:rPr>
-        <w:t>, line </w:t>
-      </w:r>
-      <w:r>
-        <w:rPr>
-          <w:rFonts w:cstheme="minorHAnsi"/>
-          <w:b/>
-          <w:sz w:val="18"/>
-          <w:szCs w:val="18"/>
-        </w:rPr>
-        <w:t>14</w:t>
-      </w:r>
-      <w:r>
-        <w:rPr>
-          <w:rFonts w:cstheme="minorHAnsi"/>
-          <w:b/>
+        <w:t>We thank the Reviewer for highlighting this aspect. The statement refers to the omission of the evolution of scope 2 (partially</w:t>
+      </w:r>
+      <w:r>
+        <w:rPr>
+          <w:rFonts w:cstheme="minorHAnsi"/>
           <w:sz w:val="18"/>
           <w:szCs w:val="18"/>
         </w:rPr>
@@ -4074,20 +3244,70 @@
       <w:r>
         <w:rPr>
           <w:rFonts w:cstheme="minorHAnsi"/>
-          <w:b/>
-          <w:sz w:val="18"/>
-          <w:szCs w:val="18"/>
-        </w:rPr>
-        <w:t>left</w:t>
-      </w:r>
-      <w:r>
-        <w:rPr>
-          <w:rFonts w:cstheme="minorHAnsi"/>
-          <w:b/>
-          <w:sz w:val="18"/>
-          <w:szCs w:val="18"/>
-        </w:rPr>
-        <w:t> column).</w:t>
+          <w:i/>
+          <w:sz w:val="18"/>
+          <w:szCs w:val="18"/>
+        </w:rPr>
+        <w:t>i.e.</w:t>
+      </w:r>
+      <w:r>
+        <w:rPr>
+          <w:rFonts w:cstheme="minorHAnsi"/>
+          <w:sz w:val="18"/>
+          <w:szCs w:val="18"/>
+        </w:rPr>
+        <w:t xml:space="preserve"> a limited number of studies have considered future electricity scenarios, but their focus has predominantly been on the electricity used directly for chemicals production, disregarding changes in </w:t>
+      </w:r>
+      <w:r>
+        <w:rPr>
+          <w:rFonts w:cstheme="minorHAnsi"/>
+          <w:sz w:val="18"/>
+          <w:szCs w:val="18"/>
+        </w:rPr>
+        <w:t>grid electricity mixes</w:t>
+      </w:r>
+      <w:r>
+        <w:rPr>
+          <w:rFonts w:cstheme="minorHAnsi"/>
+          <w:sz w:val="18"/>
+          <w:szCs w:val="18"/>
+        </w:rPr>
+        <w:t xml:space="preserve"> employed throughout the entire value chain</w:t>
+      </w:r>
+      <w:r>
+        <w:rPr>
+          <w:rFonts w:cstheme="minorHAnsi"/>
+          <w:sz w:val="18"/>
+          <w:szCs w:val="18"/>
+        </w:rPr>
+        <w:t xml:space="preserve">) and scope 3 emissions in current environmental assessments of chemicals. The majority of prior LCA studies often assume that chemical production occurs under the existing energy system and global supply chains, neglecting forthcoming decarbonisation efforts. A limited number of studies have considered future electricity scenarios, but their focus has predominantly been on the electricity used directly for chemical production, disregarding changes in the electricity mixes employed throughout the entire value chain. This approach may partially address the mitigation of scope 2 emissions, yet it leaves scope 3 emissions at their current levels (assuming that all activities in the background system that are responsible for scope 3 emissions still operate with the current power mixes), potentially resulting in an overestimation of the impacts. Overall, a comprehensive analysis of the environmental impacts of chemical production in the context of a decarbonising global economy is still missing. In this work, we aim to carry out such an assessment, which could be essential for policymakers and stakeholders to make informed decisions. </w:t>
+      </w:r>
+      <w:r>
+        <w:rPr>
+          <w:rFonts w:cstheme="minorHAnsi"/>
+          <w:b/>
+          <w:sz w:val="18"/>
+          <w:szCs w:val="18"/>
+        </w:rPr>
+        <w:t>In response to the Reviewer’s comment, the first paragraph of the introduction has been modified to provide further clarity (page 1, line 1</w:t>
+      </w:r>
+      <w:r>
+        <w:rPr>
+          <w:rFonts w:cstheme="minorHAnsi"/>
+          <w:b/>
+          <w:sz w:val="18"/>
+          <w:szCs w:val="18"/>
+        </w:rPr>
+        <w:t>3</w:t>
+      </w:r>
+      <w:r>
+        <w:rPr>
+          <w:rFonts w:cstheme="minorHAnsi"/>
+          <w:b/>
+          <w:sz w:val="18"/>
+          <w:szCs w:val="18"/>
+        </w:rPr>
+        <w:t>, left column).</w:t>
       </w:r>
     </w:p>
     <w:p>
@@ -4146,138 +3366,82 @@
           <w:szCs w:val="18"/>
         </w:rPr>
         <w:noBreakHyphen/>
-        <w:t>based pathways for the production of hydrogen, ammonia, and methanol, exhibit a decrease in climate change impacts, ranging from 17% to 42% over time, even under the baseline 3.5 </w:t>
-      </w:r>
-      <w:r>
-        <w:rPr>
-          <w:rFonts w:cstheme="minorHAnsi"/>
-          <w:sz w:val="18"/>
-          <w:szCs w:val="18"/>
-        </w:rPr>
-        <w:t>°</w:t>
-      </w:r>
-      <w:r>
-        <w:rPr>
-          <w:rFonts w:cstheme="minorHAnsi"/>
-          <w:sz w:val="18"/>
-          <w:szCs w:val="18"/>
-        </w:rPr>
-        <w:t>C scenario. On average, the reduction in climate change impacts is approximately 26%. In contrast, fossil and blue routes under the same 3.5 </w:t>
-      </w:r>
-      <w:r>
-        <w:rPr>
-          <w:rFonts w:cstheme="minorHAnsi"/>
-          <w:sz w:val="18"/>
-          <w:szCs w:val="18"/>
-        </w:rPr>
-        <w:t>°</w:t>
-      </w:r>
-      <w:r>
-        <w:rPr>
-          <w:rFonts w:cstheme="minorHAnsi"/>
-          <w:sz w:val="18"/>
-          <w:szCs w:val="18"/>
-        </w:rPr>
-        <w:t xml:space="preserve">C scenario show an reduction in impacts, averaging only around 2%. </w:t>
-      </w:r>
-      <w:r>
-        <w:rPr>
-          <w:rFonts w:cstheme="minorHAnsi"/>
-          <w:b/>
-          <w:sz w:val="18"/>
-          <w:szCs w:val="18"/>
-        </w:rPr>
-        <w:t xml:space="preserve">Therefore, we have made appropriate changes to the results to highlight key numbers of this analysis, providing a quantitative overview of the difference between </w:t>
-      </w:r>
-      <w:r>
-        <w:rPr>
-          <w:rFonts w:cstheme="minorHAnsi"/>
-          <w:b/>
-          <w:sz w:val="18"/>
-          <w:szCs w:val="18"/>
-        </w:rPr>
-        <w:t xml:space="preserve">the </w:t>
-      </w:r>
-      <w:r>
-        <w:rPr>
-          <w:rFonts w:cstheme="minorHAnsi"/>
-          <w:b/>
-          <w:sz w:val="18"/>
-          <w:szCs w:val="18"/>
-        </w:rPr>
-        <w:t>decrease</w:t>
-      </w:r>
-      <w:r>
-        <w:rPr>
-          <w:rFonts w:cstheme="minorHAnsi"/>
-          <w:b/>
-          <w:sz w:val="18"/>
-          <w:szCs w:val="18"/>
-        </w:rPr>
-        <w:t xml:space="preserve"> in the two scenarios</w:t>
-      </w:r>
-      <w:r>
-        <w:rPr>
-          <w:rFonts w:cstheme="minorHAnsi"/>
-          <w:b/>
-          <w:sz w:val="18"/>
-          <w:szCs w:val="18"/>
-        </w:rPr>
-        <w:t xml:space="preserve"> (page </w:t>
-      </w:r>
-      <w:r>
-        <w:rPr>
-          <w:rFonts w:cstheme="minorHAnsi"/>
-          <w:b/>
-          <w:sz w:val="18"/>
-          <w:szCs w:val="18"/>
-        </w:rPr>
-        <w:t>2</w:t>
-      </w:r>
-      <w:r>
-        <w:rPr>
-          <w:rFonts w:cstheme="minorHAnsi"/>
-          <w:b/>
-          <w:sz w:val="18"/>
-          <w:szCs w:val="18"/>
-        </w:rPr>
-        <w:t>, line </w:t>
-      </w:r>
-      <w:r>
-        <w:rPr>
-          <w:rFonts w:cstheme="minorHAnsi"/>
-          <w:b/>
-          <w:sz w:val="18"/>
-          <w:szCs w:val="18"/>
-        </w:rPr>
-        <w:t>27</w:t>
-      </w:r>
-      <w:r>
-        <w:rPr>
-          <w:rFonts w:cstheme="minorHAnsi"/>
-          <w:b/>
-          <w:sz w:val="18"/>
-          <w:szCs w:val="18"/>
-        </w:rPr>
-        <w:t xml:space="preserve">, </w:t>
-      </w:r>
-      <w:r>
-        <w:rPr>
-          <w:rFonts w:cstheme="minorHAnsi"/>
-          <w:b/>
-          <w:sz w:val="18"/>
-          <w:szCs w:val="18"/>
-        </w:rPr>
-        <w:t>right</w:t>
-      </w:r>
-      <w:r>
-        <w:rPr>
-          <w:rFonts w:cstheme="minorHAnsi"/>
-          <w:b/>
-          <w:sz w:val="18"/>
-          <w:szCs w:val="18"/>
-        </w:rPr>
-        <w:t> column).</w:t>
+        <w:t>based pathways for the production of hydrogen, ammonia, and methanol, exhibit a decrease in climate change impacts</w:t>
+      </w:r>
+      <w:r>
+        <w:rPr>
+          <w:rFonts w:cstheme="minorHAnsi"/>
+          <w:sz w:val="18"/>
+          <w:szCs w:val="18"/>
+        </w:rPr>
+        <w:t xml:space="preserve"> for all three chemicals</w:t>
+      </w:r>
+      <w:r>
+        <w:rPr>
+          <w:rFonts w:cstheme="minorHAnsi"/>
+          <w:sz w:val="18"/>
+          <w:szCs w:val="18"/>
+        </w:rPr>
+        <w:t xml:space="preserve">, ranging from 17% to 42% over time, even under the baseline 3.5 °C scenario. On average, the reduction in climate change impacts </w:t>
+      </w:r>
+      <w:r>
+        <w:rPr>
+          <w:rFonts w:cstheme="minorHAnsi"/>
+          <w:sz w:val="18"/>
+          <w:szCs w:val="18"/>
+        </w:rPr>
+        <w:t xml:space="preserve">of all three chemicals </w:t>
+      </w:r>
+      <w:r>
+        <w:rPr>
+          <w:rFonts w:cstheme="minorHAnsi"/>
+          <w:sz w:val="18"/>
+          <w:szCs w:val="18"/>
+        </w:rPr>
+        <w:t xml:space="preserve">is approximately 26%. In contrast, fossil and blue routes under the same 3.5 °C scenario show </w:t>
+      </w:r>
+      <w:r>
+        <w:rPr>
+          <w:rFonts w:cstheme="minorHAnsi"/>
+          <w:sz w:val="18"/>
+          <w:szCs w:val="18"/>
+        </w:rPr>
+        <w:t>a</w:t>
+      </w:r>
+      <w:r>
+        <w:rPr>
+          <w:rFonts w:cstheme="minorHAnsi"/>
+          <w:sz w:val="18"/>
+          <w:szCs w:val="18"/>
+        </w:rPr>
+        <w:t xml:space="preserve"> reduction in impacts, averaging only around 2%. </w:t>
+      </w:r>
+      <w:r>
+        <w:rPr>
+          <w:rFonts w:cstheme="minorHAnsi"/>
+          <w:b/>
+          <w:sz w:val="18"/>
+          <w:szCs w:val="18"/>
+        </w:rPr>
+        <w:t>Therefore, we have made appropriate changes to the results to highlight key numbers of this analysis, providing a quantitative overview of the difference between the decrease in the two scenarios (page 2, line </w:t>
+      </w:r>
+      <w:r>
+        <w:rPr>
+          <w:rFonts w:cstheme="minorHAnsi"/>
+          <w:b/>
+          <w:sz w:val="18"/>
+          <w:szCs w:val="18"/>
+        </w:rPr>
+        <w:t>32</w:t>
+      </w:r>
+      <w:r>
+        <w:rPr>
+          <w:rFonts w:cstheme="minorHAnsi"/>
+          <w:b/>
+          <w:sz w:val="18"/>
+          <w:szCs w:val="18"/>
+        </w:rPr>
+        <w:t>, right column).</w:t>
       </w:r>
     </w:p>
     <w:p>
@@ -4336,55 +3500,7 @@
           <w:sz w:val="18"/>
           <w:szCs w:val="18"/>
         </w:rPr>
-        <w:t>We agree with the Reviewer that it is crucial to recognise that</w:t>
-      </w:r>
-      <w:r>
-        <w:rPr>
-          <w:rFonts w:cstheme="minorHAnsi"/>
-          <w:sz w:val="18"/>
-          <w:szCs w:val="18"/>
-        </w:rPr>
-        <w:t>,</w:t>
-      </w:r>
-      <w:r>
-        <w:rPr>
-          <w:rFonts w:cstheme="minorHAnsi"/>
-          <w:sz w:val="18"/>
-          <w:szCs w:val="18"/>
-        </w:rPr>
-        <w:t xml:space="preserve"> in addition to efficiency improvements, the distinction </w:t>
-      </w:r>
-      <w:r>
-        <w:rPr>
-          <w:rFonts w:cstheme="minorHAnsi"/>
-          <w:sz w:val="18"/>
-          <w:szCs w:val="18"/>
-        </w:rPr>
-        <w:t xml:space="preserve">in results </w:t>
-      </w:r>
-      <w:r>
-        <w:rPr>
-          <w:rFonts w:cstheme="minorHAnsi"/>
-          <w:sz w:val="18"/>
-          <w:szCs w:val="18"/>
-        </w:rPr>
-        <w:t xml:space="preserve">between </w:t>
-      </w:r>
-      <w:r>
-        <w:rPr>
-          <w:rFonts w:cstheme="minorHAnsi"/>
-          <w:sz w:val="18"/>
-          <w:szCs w:val="18"/>
-        </w:rPr>
-        <w:t>climate scenarios</w:t>
-      </w:r>
-      <w:r>
-        <w:rPr>
-          <w:rFonts w:cstheme="minorHAnsi"/>
-          <w:sz w:val="18"/>
-          <w:szCs w:val="18"/>
-        </w:rPr>
-        <w:t xml:space="preserve"> – </w:t>
+        <w:t xml:space="preserve">We agree with the Reviewer that it is crucial to recognise that, in addition to efficiency improvements, the distinction in results between climate scenarios – </w:t>
       </w:r>
       <w:r>
         <w:rPr>
@@ -4401,282 +3517,34 @@
           <w:sz w:val="18"/>
           <w:szCs w:val="18"/>
         </w:rPr>
-        <w:t>, the 1.5 </w:t>
-      </w:r>
-      <w:r>
-        <w:rPr>
-          <w:rFonts w:cstheme="minorHAnsi"/>
-          <w:sz w:val="18"/>
-          <w:szCs w:val="18"/>
-        </w:rPr>
-        <w:t>°</w:t>
-      </w:r>
-      <w:r>
-        <w:rPr>
-          <w:rFonts w:cstheme="minorHAnsi"/>
-          <w:sz w:val="18"/>
-          <w:szCs w:val="18"/>
-        </w:rPr>
-        <w:t>C, 2 </w:t>
-      </w:r>
-      <w:r>
-        <w:rPr>
-          <w:rFonts w:cstheme="minorHAnsi"/>
-          <w:sz w:val="18"/>
-          <w:szCs w:val="18"/>
-        </w:rPr>
-        <w:t>°</w:t>
-      </w:r>
-      <w:r>
-        <w:rPr>
-          <w:rFonts w:cstheme="minorHAnsi"/>
-          <w:sz w:val="18"/>
-          <w:szCs w:val="18"/>
-        </w:rPr>
-        <w:t>C, and 3.5 </w:t>
-      </w:r>
-      <w:r>
-        <w:rPr>
-          <w:rFonts w:cstheme="minorHAnsi"/>
-          <w:sz w:val="18"/>
-          <w:szCs w:val="18"/>
-        </w:rPr>
-        <w:t>°</w:t>
-      </w:r>
-      <w:r>
-        <w:rPr>
-          <w:rFonts w:cstheme="minorHAnsi"/>
-          <w:sz w:val="18"/>
-          <w:szCs w:val="18"/>
-        </w:rPr>
-        <w:t xml:space="preserve">C scenarios </w:t>
-      </w:r>
-      <w:r>
-        <w:rPr>
-          <w:rFonts w:cstheme="minorHAnsi"/>
-          <w:sz w:val="18"/>
-          <w:szCs w:val="18"/>
-        </w:rPr>
-        <w:t xml:space="preserve">– </w:t>
-      </w:r>
-      <w:r>
-        <w:rPr>
-          <w:rFonts w:cstheme="minorHAnsi"/>
-          <w:sz w:val="18"/>
-          <w:szCs w:val="18"/>
-        </w:rPr>
-        <w:t>also underscore</w:t>
-      </w:r>
-      <w:r>
-        <w:rPr>
-          <w:rFonts w:cstheme="minorHAnsi"/>
-          <w:sz w:val="18"/>
-          <w:szCs w:val="18"/>
-        </w:rPr>
-        <w:t>s</w:t>
-      </w:r>
-      <w:r>
-        <w:rPr>
-          <w:rFonts w:cstheme="minorHAnsi"/>
-          <w:sz w:val="18"/>
-          <w:szCs w:val="18"/>
-        </w:rPr>
-        <w:t xml:space="preserve"> the significance of lower barriers to renewable energy uptake in power generation. Lower barriers to renewable energy adoption in the 1.5 </w:t>
-      </w:r>
-      <w:r>
-        <w:rPr>
-          <w:rFonts w:cstheme="minorHAnsi"/>
-          <w:sz w:val="18"/>
-          <w:szCs w:val="18"/>
-        </w:rPr>
-        <w:t>°</w:t>
-      </w:r>
-      <w:r>
-        <w:rPr>
-          <w:rFonts w:cstheme="minorHAnsi"/>
-          <w:sz w:val="18"/>
-          <w:szCs w:val="18"/>
-        </w:rPr>
-        <w:t>C and 2 </w:t>
-      </w:r>
-      <w:r>
-        <w:rPr>
-          <w:rFonts w:cstheme="minorHAnsi"/>
-          <w:sz w:val="18"/>
-          <w:szCs w:val="18"/>
-        </w:rPr>
-        <w:t>°</w:t>
-      </w:r>
-      <w:r>
-        <w:rPr>
-          <w:rFonts w:cstheme="minorHAnsi"/>
-          <w:sz w:val="18"/>
-          <w:szCs w:val="18"/>
-        </w:rPr>
-        <w:t xml:space="preserve">C </w:t>
-      </w:r>
-      <w:r>
-        <w:rPr>
-          <w:rFonts w:cstheme="minorHAnsi"/>
-          <w:sz w:val="18"/>
-          <w:szCs w:val="18"/>
-        </w:rPr>
-        <w:t xml:space="preserve">scenarios </w:t>
-      </w:r>
-      <w:r>
-        <w:rPr>
-          <w:rFonts w:cstheme="minorHAnsi"/>
-          <w:sz w:val="18"/>
-          <w:szCs w:val="18"/>
-        </w:rPr>
-        <w:t xml:space="preserve">also </w:t>
-      </w:r>
-      <w:r>
-        <w:rPr>
-          <w:rFonts w:cstheme="minorHAnsi"/>
-          <w:sz w:val="18"/>
-          <w:szCs w:val="18"/>
-        </w:rPr>
-        <w:lastRenderedPageBreak/>
-        <w:t xml:space="preserve">play a crucial role in displaying enhanced reductions in climate change impacts </w:t>
-      </w:r>
-      <w:r>
-        <w:rPr>
-          <w:rFonts w:cstheme="minorHAnsi"/>
-          <w:sz w:val="18"/>
-          <w:szCs w:val="18"/>
-        </w:rPr>
-        <w:t>compared</w:t>
-      </w:r>
-      <w:r>
-        <w:rPr>
-          <w:rFonts w:cstheme="minorHAnsi"/>
-          <w:sz w:val="18"/>
-          <w:szCs w:val="18"/>
-        </w:rPr>
-        <w:t xml:space="preserve"> to the 3.5 </w:t>
-      </w:r>
-      <w:r>
-        <w:rPr>
-          <w:rFonts w:cstheme="minorHAnsi"/>
-          <w:sz w:val="18"/>
-          <w:szCs w:val="18"/>
-        </w:rPr>
-        <w:t>°</w:t>
-      </w:r>
-      <w:r>
-        <w:rPr>
-          <w:rFonts w:cstheme="minorHAnsi"/>
-          <w:sz w:val="18"/>
-          <w:szCs w:val="18"/>
-        </w:rPr>
-        <w:t>C and should be acknowledge</w:t>
-      </w:r>
-      <w:r>
-        <w:rPr>
-          <w:rFonts w:cstheme="minorHAnsi"/>
-          <w:sz w:val="18"/>
-          <w:szCs w:val="18"/>
-        </w:rPr>
-        <w:t>d</w:t>
-      </w:r>
-      <w:r>
-        <w:rPr>
-          <w:rFonts w:cstheme="minorHAnsi"/>
-          <w:sz w:val="18"/>
-          <w:szCs w:val="18"/>
-        </w:rPr>
-        <w:t xml:space="preserve">. </w:t>
-      </w:r>
-      <w:r>
-        <w:rPr>
-          <w:rFonts w:cstheme="minorHAnsi"/>
-          <w:b/>
-          <w:sz w:val="18"/>
-          <w:szCs w:val="18"/>
-        </w:rPr>
-        <w:t xml:space="preserve">In this context, the discussion </w:t>
-      </w:r>
-      <w:r>
-        <w:rPr>
-          <w:rFonts w:cstheme="minorHAnsi"/>
-          <w:b/>
-          <w:sz w:val="18"/>
-          <w:szCs w:val="18"/>
-        </w:rPr>
-        <w:t>has</w:t>
-      </w:r>
-      <w:r>
-        <w:rPr>
-          <w:rFonts w:cstheme="minorHAnsi"/>
-          <w:b/>
-          <w:sz w:val="18"/>
-          <w:szCs w:val="18"/>
-        </w:rPr>
-        <w:t xml:space="preserve"> been appended to highlight this aspect of our work (page </w:t>
-      </w:r>
-      <w:r>
-        <w:rPr>
-          <w:rFonts w:cstheme="minorHAnsi"/>
-          <w:b/>
-          <w:sz w:val="18"/>
-          <w:szCs w:val="18"/>
-        </w:rPr>
-        <w:t>5</w:t>
-      </w:r>
-      <w:r>
-        <w:rPr>
-          <w:rFonts w:cstheme="minorHAnsi"/>
-          <w:b/>
-          <w:sz w:val="18"/>
-          <w:szCs w:val="18"/>
-        </w:rPr>
-        <w:t>, line </w:t>
-      </w:r>
-      <w:r>
-        <w:rPr>
-          <w:rFonts w:cstheme="minorHAnsi"/>
-          <w:b/>
-          <w:sz w:val="18"/>
-          <w:szCs w:val="18"/>
-        </w:rPr>
-        <w:t>15</w:t>
-      </w:r>
-      <w:r>
-        <w:rPr>
-          <w:rFonts w:cstheme="minorHAnsi"/>
-          <w:b/>
-          <w:sz w:val="18"/>
-          <w:szCs w:val="18"/>
-        </w:rPr>
-        <w:t xml:space="preserve">, </w:t>
-      </w:r>
-      <w:r>
-        <w:rPr>
-          <w:rFonts w:cstheme="minorHAnsi"/>
-          <w:b/>
-          <w:sz w:val="18"/>
-          <w:szCs w:val="18"/>
-        </w:rPr>
-        <w:t>left</w:t>
-      </w:r>
-      <w:r>
-        <w:rPr>
-          <w:rFonts w:cstheme="minorHAnsi"/>
-          <w:b/>
-          <w:sz w:val="18"/>
-          <w:szCs w:val="18"/>
-        </w:rPr>
-        <w:t> column)</w:t>
-      </w:r>
-      <w:r>
-        <w:rPr>
-          <w:rFonts w:cstheme="minorHAnsi"/>
-          <w:b/>
-          <w:sz w:val="18"/>
-          <w:szCs w:val="18"/>
-        </w:rPr>
-        <w:t>.</w:t>
+        <w:t xml:space="preserve">, the 1.5 °C, 2 °C, and 3.5 °C scenarios – also underscores the significance of lower barriers to renewable energy uptake in power generation. Lower barriers to renewable energy adoption in the 1.5 °C and 2 °C scenarios also play a crucial role in displaying enhanced reductions in climate change impacts compared to the 3.5 °C and should be acknowledged. </w:t>
+      </w:r>
+      <w:r>
+        <w:rPr>
+          <w:rFonts w:cstheme="minorHAnsi"/>
+          <w:b/>
+          <w:sz w:val="18"/>
+          <w:szCs w:val="18"/>
+        </w:rPr>
+        <w:t>In this context, the discussion has been appended to highlight this aspect of our work (page 5, line </w:t>
+      </w:r>
+      <w:r>
+        <w:rPr>
+          <w:rFonts w:cstheme="minorHAnsi"/>
+          <w:b/>
+          <w:sz w:val="18"/>
+          <w:szCs w:val="18"/>
+        </w:rPr>
+        <w:t>20</w:t>
+      </w:r>
+      <w:r>
+        <w:rPr>
+          <w:rFonts w:cstheme="minorHAnsi"/>
+          <w:b/>
+          <w:sz w:val="18"/>
+          <w:szCs w:val="18"/>
+        </w:rPr>
+        <w:t>, left column).</w:t>
       </w:r>
     </w:p>
     <w:p>
@@ -4799,7 +3667,6 @@
         <w:t>?</w:t>
       </w:r>
     </w:p>
-    <w:bookmarkEnd w:id="0"/>
     <w:p>
       <w:pPr>
         <w:spacing w:line="288" w:lineRule="auto"/>
@@ -4811,6 +3678,8 @@
           <w:szCs w:val="18"/>
         </w:rPr>
       </w:pPr>
+      <w:bookmarkStart w:id="2" w:name="_Hlk160776344"/>
+      <w:bookmarkEnd w:id="0"/>
       <w:r>
         <w:rPr>
           <w:rFonts w:cstheme="minorHAnsi"/>
@@ -4826,15 +3695,7 @@
           <w:sz w:val="18"/>
           <w:szCs w:val="18"/>
         </w:rPr>
-        <w:t xml:space="preserve"> </w:t>
-      </w:r>
-      <w:r>
-        <w:rPr>
-          <w:rFonts w:cstheme="minorHAnsi"/>
-          <w:sz w:val="18"/>
-          <w:szCs w:val="18"/>
-        </w:rPr>
-        <w:t xml:space="preserve">and </w:t>
+        <w:t xml:space="preserve"> and </w:t>
       </w:r>
       <w:r>
         <w:rPr>
@@ -4946,54 +3807,34 @@
           <w:sz w:val="18"/>
           <w:szCs w:val="18"/>
         </w:rPr>
-        <w:t>discussion</w:t>
-      </w:r>
-      <w:r>
-        <w:rPr>
-          <w:rFonts w:cstheme="minorHAnsi"/>
-          <w:b/>
-          <w:sz w:val="18"/>
-          <w:szCs w:val="18"/>
-        </w:rPr>
-        <w:t xml:space="preserve"> s</w:t>
-      </w:r>
-      <w:bookmarkStart w:id="1" w:name="_GoBack"/>
-      <w:bookmarkEnd w:id="1"/>
-      <w:r>
-        <w:rPr>
-          <w:rFonts w:cstheme="minorHAnsi"/>
-          <w:b/>
-          <w:sz w:val="18"/>
-          <w:szCs w:val="18"/>
-        </w:rPr>
-        <w:t>ection of the main manuscript has been revised to incorporate this aspect of our study (page </w:t>
-      </w:r>
-      <w:r>
-        <w:rPr>
-          <w:rFonts w:cstheme="minorHAnsi"/>
-          <w:b/>
-          <w:sz w:val="18"/>
-          <w:szCs w:val="18"/>
-        </w:rPr>
-        <w:t>2</w:t>
-      </w:r>
-      <w:r>
-        <w:rPr>
-          <w:rFonts w:cstheme="minorHAnsi"/>
-          <w:b/>
-          <w:sz w:val="18"/>
-          <w:szCs w:val="18"/>
-        </w:rPr>
-        <w:t>, line </w:t>
-      </w:r>
-      <w:r>
-        <w:rPr>
-          <w:rFonts w:cstheme="minorHAnsi"/>
-          <w:b/>
-          <w:sz w:val="18"/>
-          <w:szCs w:val="18"/>
-        </w:rPr>
-        <w:t>22</w:t>
+        <w:t>methods</w:t>
+      </w:r>
+      <w:r>
+        <w:rPr>
+          <w:rFonts w:cstheme="minorHAnsi"/>
+          <w:b/>
+          <w:sz w:val="18"/>
+          <w:szCs w:val="18"/>
+        </w:rPr>
+        <w:t xml:space="preserve"> section of the main manuscript has been revised to incorporate this aspect of our study (page 2, line </w:t>
+      </w:r>
+      <w:r>
+        <w:rPr>
+          <w:rFonts w:cstheme="minorHAnsi"/>
+          <w:b/>
+          <w:sz w:val="18"/>
+          <w:szCs w:val="18"/>
+        </w:rPr>
+        <w:t>5</w:t>
+      </w:r>
+      <w:r>
+        <w:rPr>
+          <w:rFonts w:cstheme="minorHAnsi"/>
+          <w:b/>
+          <w:sz w:val="18"/>
+          <w:szCs w:val="18"/>
+        </w:rPr>
+        <w:t>4</w:t>
       </w:r>
       <w:r>
         <w:rPr>
@@ -5011,7 +3852,7 @@
           <w:sz w:val="18"/>
           <w:szCs w:val="18"/>
         </w:rPr>
-        <w:t>right</w:t>
+        <w:t>left</w:t>
       </w:r>
       <w:r>
         <w:rPr>
@@ -5022,6 +3863,7 @@
         </w:rPr>
         <w:t> column).</w:t>
       </w:r>
+      <w:bookmarkEnd w:id="2"/>
     </w:p>
     <w:sectPr>
       <w:footerReference w:type="default" r:id="rId7"/>
